--- a/arb/docx/37.content.docx
+++ b/arb/docx/37.content.docx
@@ -22,7 +22,7 @@
         <w:rPr>
           <w:lang w:val="ar_AE" w:bidi="ar_AE"/>
         </w:rPr>
-        <w:t>Resource: ملاحظات الدراسة - مقدمات الكتب (تينديل)</w:t>
+        <w:t>Resource: Tyndale Open Study Notes</w:t>
       </w:r>
       <w:r>
         <w:rPr>
@@ -122,7 +122,7 @@
         <w:rPr>
           <w:lang w:val="ar_AE" w:bidi="ar_AE"/>
         </w:rPr>
-        <w:t>ملاحظات الدراسة - مقدمات الكتب (تينديل)</w:t>
+        <w:t>Tyndale Open Study Notes</w:t>
       </w:r>
     </w:p>
     <w:p>

--- a/arb/docx/37.content.docx
+++ b/arb/docx/37.content.docx
@@ -22,7 +22,7 @@
         <w:rPr>
           <w:lang w:val="ar_AE" w:bidi="ar_AE"/>
         </w:rPr>
-        <w:t>Resource: Tyndale Open Study Notes</w:t>
+        <w:t>Resource: Aquifer Open Study Notes (Book Intros)</w:t>
       </w:r>
       <w:r>
         <w:rPr>
@@ -122,7 +122,7 @@
         <w:rPr>
           <w:lang w:val="ar_AE" w:bidi="ar_AE"/>
         </w:rPr>
-        <w:t>Tyndale Open Study Notes</w:t>
+        <w:t>Aquifer Open Study Notes (Book Intros)</w:t>
       </w:r>
     </w:p>
     <w:p>

--- a/arb/docx/37.content.docx
+++ b/arb/docx/37.content.docx
@@ -9,6 +9,8 @@
       </w:pPr>
       <w:r>
         <w:rPr>
+          <w:rtl/>
+          <w:cs/>
           <w:lang w:val="ar_AE" w:bidi="ar_AE"/>
         </w:rPr>
       </w:r>
@@ -20,12 +22,16 @@
       </w:pPr>
       <w:r>
         <w:rPr>
+          <w:rtl/>
+          <w:cs/>
           <w:lang w:val="ar_AE" w:bidi="ar_AE"/>
         </w:rPr>
         <w:t>Resource: Aquifer Open Study Notes (Book Intros)</w:t>
       </w:r>
       <w:r>
         <w:rPr>
+          <w:rtl/>
+          <w:cs/>
           <w:lang w:val="ar_AE" w:bidi="ar_AE"/>
         </w:rPr>
       </w:r>
@@ -36,12 +42,16 @@
       </w:pPr>
       <w:r>
         <w:rPr>
+          <w:rtl/>
+          <w:cs/>
           <w:lang w:val="ar_AE" w:bidi="ar_AE"/>
         </w:rPr>
       </w:r>
       <w:r>
         <w:rPr>
           <w:b/>
+          <w:rtl/>
+          <w:cs/>
           <w:lang w:val="ar_AE" w:bidi="ar_AE"/>
         </w:rPr>
         <w:t>Aquifer Open Study Notes (Book Intros)</w:t>
@@ -53,35 +63,47 @@
       </w:pPr>
       <w:r>
         <w:rPr>
-          <w:lang w:val="ar_AE" w:bidi="ar_AE"/>
-        </w:rPr>
-      </w:r>
-      <w:r>
-        <w:rPr>
+          <w:rtl/>
+          <w:cs/>
+          <w:lang w:val="ar_AE" w:bidi="ar_AE"/>
+        </w:rPr>
+      </w:r>
+      <w:r>
+        <w:rPr>
+          <w:rtl/>
+          <w:cs/>
           <w:lang w:val="ar_AE" w:bidi="ar_AE"/>
         </w:rPr>
         <w:t xml:space="preserve">This work is an adaptation of </w:t>
       </w:r>
       <w:r>
         <w:rPr>
+          <w:rtl/>
+          <w:cs/>
           <w:lang w:val="ar_AE" w:bidi="ar_AE"/>
         </w:rPr>
         <w:t>Tyndale Open Study Notes</w:t>
       </w:r>
       <w:r>
         <w:rPr>
+          <w:rtl/>
+          <w:cs/>
           <w:lang w:val="ar_AE" w:bidi="ar_AE"/>
         </w:rPr>
         <w:t xml:space="preserve"> © 2023 Tyndale House Publishers, licensed under the CC BY-SA 4.0 license. The adaptation, </w:t>
       </w:r>
       <w:r>
         <w:rPr>
+          <w:rtl/>
+          <w:cs/>
           <w:lang w:val="ar_AE" w:bidi="ar_AE"/>
         </w:rPr>
         <w:t>Aquifer Open Study Notes</w:t>
       </w:r>
       <w:r>
         <w:rPr>
+          <w:rtl/>
+          <w:cs/>
           <w:lang w:val="ar_AE" w:bidi="ar_AE"/>
         </w:rPr>
         <w:t>, was created by Mission Mutual and is also licensed under CC BY-SA 4.0.</w:t>
@@ -93,22 +115,30 @@
       </w:pPr>
       <w:r>
         <w:rPr>
-          <w:lang w:val="ar_AE" w:bidi="ar_AE"/>
-        </w:rPr>
-      </w:r>
-      <w:r>
-        <w:rPr>
+          <w:rtl/>
+          <w:cs/>
+          <w:lang w:val="ar_AE" w:bidi="ar_AE"/>
+        </w:rPr>
+      </w:r>
+      <w:r>
+        <w:rPr>
+          <w:rtl/>
+          <w:cs/>
           <w:lang w:val="ar_AE" w:bidi="ar_AE"/>
         </w:rPr>
         <w:t>This resource has been adapted into multiple languages, including English, Tok Pisin, Arabic (عربي), French (Français), Hindi (हिंदी), Indonesian (Bahasa Indonesia), Portuguese (Português), Russian (Русский), Spanish (Español), Swahili (Kiswahili), and Simplified Chinese (简体中文).</w:t>
       </w:r>
       <w:r>
         <w:rPr>
-          <w:lang w:val="ar_AE" w:bidi="ar_AE"/>
-        </w:rPr>
-      </w:r>
-      <w:r>
-        <w:rPr>
+          <w:rtl/>
+          <w:cs/>
+          <w:lang w:val="ar_AE" w:bidi="ar_AE"/>
+        </w:rPr>
+      </w:r>
+      <w:r>
+        <w:rPr>
+          <w:rtl/>
+          <w:cs/>
           <w:lang w:val="ar_AE" w:bidi="ar_AE"/>
         </w:rPr>
       </w:r>
@@ -120,6 +150,8 @@
       </w:pPr>
       <w:r>
         <w:rPr>
+          <w:rtl/>
+          <w:cs/>
           <w:lang w:val="ar_AE" w:bidi="ar_AE"/>
         </w:rPr>
         <w:t>Aquifer Open Study Notes (Book Intros)</w:t>
@@ -149,6 +181,8 @@
       </w:pPr>
       <w:r>
         <w:rPr>
+          <w:rtl/>
+          <w:cs/>
           <w:lang w:val="ar_AE" w:bidi="ar_AE"/>
         </w:rPr>
       </w:r>
@@ -160,12 +194,16 @@
       </w:pPr>
       <w:r>
         <w:rPr>
+          <w:rtl/>
+          <w:cs/>
           <w:lang w:val="ar_AE" w:bidi="ar_AE"/>
         </w:rPr>
         <w:t>HAG</w:t>
       </w:r>
       <w:r>
         <w:rPr>
+          <w:rtl/>
+          <w:cs/>
           <w:lang w:val="ar_AE" w:bidi="ar_AE"/>
         </w:rPr>
       </w:r>
@@ -176,22 +214,30 @@
       </w:pPr>
       <w:r>
         <w:rPr>
-          <w:lang w:val="ar_AE" w:bidi="ar_AE"/>
-        </w:rPr>
-      </w:r>
-      <w:r>
-        <w:rPr>
+          <w:rtl/>
+          <w:cs/>
+          <w:lang w:val="ar_AE" w:bidi="ar_AE"/>
+        </w:rPr>
+      </w:r>
+      <w:r>
+        <w:rPr>
+          <w:rtl/>
+          <w:cs/>
           <w:lang w:val="ar_AE" w:bidi="ar_AE"/>
         </w:rPr>
         <w:t xml:space="preserve"> </w:t>
       </w:r>
       <w:r>
         <w:rPr>
-          <w:lang w:val="ar_AE" w:bidi="ar_AE"/>
-        </w:rPr>
-      </w:r>
-      <w:r>
-        <w:rPr>
+          <w:rtl/>
+          <w:cs/>
+          <w:lang w:val="ar_AE" w:bidi="ar_AE"/>
+        </w:rPr>
+      </w:r>
+      <w:r>
+        <w:rPr>
+          <w:rtl/>
+          <w:cs/>
           <w:lang w:val="ar_AE" w:bidi="ar_AE"/>
         </w:rPr>
       </w:r>
@@ -217,6 +263,8 @@
       </w:pPr>
       <w:r>
         <w:rPr>
+          <w:rtl/>
+          <w:cs/>
           <w:lang w:val="ar_AE" w:bidi="ar_AE"/>
         </w:rPr>
       </w:r>
@@ -228,12 +276,16 @@
       </w:pPr>
       <w:r>
         <w:rPr>
+          <w:rtl/>
+          <w:cs/>
           <w:lang w:val="ar_AE" w:bidi="ar_AE"/>
         </w:rPr>
         <w:t>سِفر حجَّي</w:t>
       </w:r>
       <w:r>
         <w:rPr>
+          <w:rtl/>
+          <w:cs/>
           <w:lang w:val="ar_AE" w:bidi="ar_AE"/>
         </w:rPr>
       </w:r>
@@ -244,11 +296,15 @@
       </w:pPr>
       <w:r>
         <w:rPr>
-          <w:lang w:val="ar_AE" w:bidi="ar_AE"/>
-        </w:rPr>
-      </w:r>
-      <w:r>
-        <w:rPr>
+          <w:rtl/>
+          <w:cs/>
+          <w:lang w:val="ar_AE" w:bidi="ar_AE"/>
+        </w:rPr>
+      </w:r>
+      <w:r>
+        <w:rPr>
+          <w:rtl/>
+          <w:cs/>
           <w:lang w:val="ar_AE" w:bidi="ar_AE"/>
         </w:rPr>
         <w:t>لا يزال الهيكل في حالة خراب بعد ما يقرب من عشرين عامًا من عودة العبرانيين إلى أرض يهوذا من السبي في بابل. مع ذلك، كان شعب يهوذا يعيش في منازل مريحة. بالتأكيد استحق بيت الله أفضل من ذلك! أشار حجَّي إلى هذا التضارُب ونجح في تحفيز الناس على إعادة بناء هيكل الرب. قدم حجَّي لإسرائيل رؤية متجددة عن الكيفية التي ستخدم بها جهودهم خِطَّة الله لشعبه.</w:t>
@@ -261,6 +317,8 @@
       </w:pPr>
       <w:r>
         <w:rPr>
+          <w:rtl/>
+          <w:cs/>
           <w:lang w:val="ar_AE" w:bidi="ar_AE"/>
         </w:rPr>
         <w:t>أحداث وخلفية السِفر</w:t>
@@ -272,11 +330,15 @@
       </w:pPr>
       <w:r>
         <w:rPr>
-          <w:lang w:val="ar_AE" w:bidi="ar_AE"/>
-        </w:rPr>
-      </w:r>
-      <w:r>
-        <w:rPr>
+          <w:rtl/>
+          <w:cs/>
+          <w:lang w:val="ar_AE" w:bidi="ar_AE"/>
+        </w:rPr>
+      </w:r>
+      <w:r>
+        <w:rPr>
+          <w:rtl/>
+          <w:cs/>
           <w:lang w:val="ar_AE" w:bidi="ar_AE"/>
         </w:rPr>
         <w:t xml:space="preserve">في عام 538 قبل الميلاد، أصدر كورش العظيم، ملِك فارس، مرسومًا يسمح للشعوب التي سبتها الامبراطورية البابلية بالعودة إلى أوطانهم (انظر </w:t>
@@ -284,6 +346,8 @@
       <w:hyperlink r:id="rId13">
         <w:r>
           <w:rPr>
+            <w:rtl/>
+            <w:cs/>
             <w:lang w:val="ar_AE" w:bidi="ar_AE"/>
           </w:rPr>
           <w:rPr>
@@ -295,6 +359,8 @@
       </w:hyperlink>
       <w:r>
         <w:rPr>
+          <w:rtl/>
+          <w:cs/>
           <w:lang w:val="ar_AE" w:bidi="ar_AE"/>
         </w:rPr>
         <w:t>). كان أول المهاجرين العائدين إلى أورشليم بقيادة شيشبصّر، أول حاكم للمجتمع المستعاد (</w:t>
@@ -302,6 +368,8 @@
       <w:hyperlink r:id="rId14">
         <w:r>
           <w:rPr>
+            <w:rtl/>
+            <w:cs/>
             <w:lang w:val="ar_AE" w:bidi="ar_AE"/>
           </w:rPr>
           <w:rPr>
@@ -313,6 +381,8 @@
       </w:hyperlink>
       <w:r>
         <w:rPr>
+          <w:rtl/>
+          <w:cs/>
           <w:lang w:val="ar_AE" w:bidi="ar_AE"/>
         </w:rPr>
         <w:t>). في حماسهم، بدأ المسبيُّون العائدون بسرعة في إعادة بناء المذبح والهيكل (</w:t>
@@ -320,6 +390,8 @@
       <w:hyperlink r:id="rId15">
         <w:r>
           <w:rPr>
+            <w:rtl/>
+            <w:cs/>
             <w:lang w:val="ar_AE" w:bidi="ar_AE"/>
           </w:rPr>
           <w:rPr>
@@ -331,6 +403,8 @@
       </w:hyperlink>
       <w:r>
         <w:rPr>
+          <w:rtl/>
+          <w:cs/>
           <w:lang w:val="ar_AE" w:bidi="ar_AE"/>
         </w:rPr>
         <w:t>)، لكن السكان الوثنيين المحليين هدَّدوا الإسرائيليين وأثنوا عزيمتهم عن العمل الذي كلفهم ٱلله به (</w:t>
@@ -338,6 +412,8 @@
       <w:hyperlink r:id="rId16">
         <w:r>
           <w:rPr>
+            <w:rtl/>
+            <w:cs/>
             <w:lang w:val="ar_AE" w:bidi="ar_AE"/>
           </w:rPr>
           <w:rPr>
@@ -349,6 +425,8 @@
       </w:hyperlink>
       <w:r>
         <w:rPr>
+          <w:rtl/>
+          <w:cs/>
           <w:lang w:val="ar_AE" w:bidi="ar_AE"/>
         </w:rPr>
         <w:t>). ظل موقع البناء مهملًا لما يقرب من عشرين عامًا بعد عودتهم.</w:t>
@@ -360,11 +438,15 @@
       </w:pPr>
       <w:r>
         <w:rPr>
-          <w:lang w:val="ar_AE" w:bidi="ar_AE"/>
-        </w:rPr>
-      </w:r>
-      <w:r>
-        <w:rPr>
+          <w:rtl/>
+          <w:cs/>
+          <w:lang w:val="ar_AE" w:bidi="ar_AE"/>
+        </w:rPr>
+      </w:r>
+      <w:r>
+        <w:rPr>
+          <w:rtl/>
+          <w:cs/>
           <w:lang w:val="ar_AE" w:bidi="ar_AE"/>
         </w:rPr>
         <w:t>كان الشعب العبري يشعر بالاكتئاب خلال هذه المدّة. أضعفت الأنانية روح المجتمع، وقللت اللامبالاة وخيبة الأمل من عبادتهم. فقط نسبة صغيرة من المسبيين العبرانيين عادوا فعلًا إلى يهوذا، وكانت أسوار المدينة لا تزال في حالة خراب وكان هيكل ٱلله كومة من الأنقاض والجفاف ودمَّرت الآفات الأرض. ضعفتْ يهوذا الدولة التابعة للفرس في حين كانت الأمم المحيطة تضايق القيادة في أورشليم وتعيق جهودهم المتواضعة للتحسين.</w:t>
@@ -376,11 +458,15 @@
       </w:pPr>
       <w:r>
         <w:rPr>
-          <w:lang w:val="ar_AE" w:bidi="ar_AE"/>
-        </w:rPr>
-      </w:r>
-      <w:r>
-        <w:rPr>
+          <w:rtl/>
+          <w:cs/>
+          <w:lang w:val="ar_AE" w:bidi="ar_AE"/>
+        </w:rPr>
+      </w:r>
+      <w:r>
+        <w:rPr>
+          <w:rtl/>
+          <w:cs/>
           <w:lang w:val="ar_AE" w:bidi="ar_AE"/>
         </w:rPr>
         <w:t>عندما بدأ حجّي الوعظ في عام 520 قبل الميلاد، كانت الأرض تعاني من جفاف شديد يؤثر عليها (</w:t>
@@ -388,6 +474,8 @@
       <w:hyperlink r:id="rId17">
         <w:r>
           <w:rPr>
+            <w:rtl/>
+            <w:cs/>
             <w:lang w:val="ar_AE" w:bidi="ar_AE"/>
           </w:rPr>
           <w:rPr>
@@ -399,6 +487,8 @@
       </w:hyperlink>
       <w:r>
         <w:rPr>
+          <w:rtl/>
+          <w:cs/>
           <w:lang w:val="ar_AE" w:bidi="ar_AE"/>
         </w:rPr>
         <w:t>). أرسل الله حجَّي لتحفيز بني إسرائيل على إعادة بناء هيكل الله وتشجيع التجديد الروحي لشعب أورشليم. استجابة لذلك، استأنف الناس إعادة البناء (</w:t>
@@ -406,6 +496,8 @@
       <w:hyperlink r:id="rId18">
         <w:r>
           <w:rPr>
+            <w:rtl/>
+            <w:cs/>
             <w:lang w:val="ar_AE" w:bidi="ar_AE"/>
           </w:rPr>
           <w:rPr>
@@ -417,6 +509,8 @@
       </w:hyperlink>
       <w:r>
         <w:rPr>
+          <w:rtl/>
+          <w:cs/>
           <w:lang w:val="ar_AE" w:bidi="ar_AE"/>
         </w:rPr>
         <w:t xml:space="preserve">) وانتهى من المشروع في مارس 515 قبل الميلاد (انظر </w:t>
@@ -424,6 +518,8 @@
       <w:hyperlink r:id="rId19">
         <w:r>
           <w:rPr>
+            <w:rtl/>
+            <w:cs/>
             <w:lang w:val="ar_AE" w:bidi="ar_AE"/>
           </w:rPr>
           <w:rPr>
@@ -435,6 +531,8 @@
       </w:hyperlink>
       <w:r>
         <w:rPr>
+          <w:rtl/>
+          <w:cs/>
           <w:lang w:val="ar_AE" w:bidi="ar_AE"/>
         </w:rPr>
         <w:t>).</w:t>
@@ -447,6 +545,8 @@
       </w:pPr>
       <w:r>
         <w:rPr>
+          <w:rtl/>
+          <w:cs/>
           <w:lang w:val="ar_AE" w:bidi="ar_AE"/>
         </w:rPr>
         <w:t>الخُلاصة</w:t>
@@ -458,11 +558,15 @@
       </w:pPr>
       <w:r>
         <w:rPr>
-          <w:lang w:val="ar_AE" w:bidi="ar_AE"/>
-        </w:rPr>
-      </w:r>
-      <w:r>
-        <w:rPr>
+          <w:rtl/>
+          <w:cs/>
+          <w:lang w:val="ar_AE" w:bidi="ar_AE"/>
+        </w:rPr>
+      </w:r>
+      <w:r>
+        <w:rPr>
+          <w:rtl/>
+          <w:cs/>
           <w:lang w:val="ar_AE" w:bidi="ar_AE"/>
         </w:rPr>
         <w:t>تتناول كل رسالة من رسائل حجَّي الأربع قضية لاهوتية مختلفة. كانت العِظة الأولى (</w:t>
@@ -470,6 +574,8 @@
       <w:hyperlink r:id="rId20">
         <w:r>
           <w:rPr>
+            <w:rtl/>
+            <w:cs/>
             <w:lang w:val="ar_AE" w:bidi="ar_AE"/>
           </w:rPr>
           <w:rPr>
@@ -481,6 +587,8 @@
       </w:hyperlink>
       <w:r>
         <w:rPr>
+          <w:rtl/>
+          <w:cs/>
           <w:lang w:val="ar_AE" w:bidi="ar_AE"/>
         </w:rPr>
         <w:t>) تتحدَّى اليهود للتوقف عن إعطاء الأولوية لراحتهم الشخصية بدلًا من التركيز على استعادة العبادة الصحيحة لله مِن خلال إعادة بناء هيكله.</w:t>
@@ -492,11 +600,15 @@
       </w:pPr>
       <w:r>
         <w:rPr>
-          <w:lang w:val="ar_AE" w:bidi="ar_AE"/>
-        </w:rPr>
-      </w:r>
-      <w:r>
-        <w:rPr>
+          <w:rtl/>
+          <w:cs/>
+          <w:lang w:val="ar_AE" w:bidi="ar_AE"/>
+        </w:rPr>
+      </w:r>
+      <w:r>
+        <w:rPr>
+          <w:rtl/>
+          <w:cs/>
           <w:lang w:val="ar_AE" w:bidi="ar_AE"/>
         </w:rPr>
         <w:t>أكدتْ الرسالة الثانية (</w:t>
@@ -504,6 +616,8 @@
       <w:hyperlink r:id="rId21">
         <w:r>
           <w:rPr>
+            <w:rtl/>
+            <w:cs/>
             <w:lang w:val="ar_AE" w:bidi="ar_AE"/>
           </w:rPr>
           <w:rPr>
@@ -515,6 +629,8 @@
       </w:hyperlink>
       <w:r>
         <w:rPr>
+          <w:rtl/>
+          <w:cs/>
           <w:lang w:val="ar_AE" w:bidi="ar_AE"/>
         </w:rPr>
         <w:t>) للمجتمع أن الله لم ينسَ وعود البرَكة والاسترداد التي قدَّمها الأنبياء السابقون. سيملأ مجد الرب الهيكل مرة أخرى (</w:t>
@@ -522,6 +638,8 @@
       <w:hyperlink r:id="rId22">
         <w:r>
           <w:rPr>
+            <w:rtl/>
+            <w:cs/>
             <w:lang w:val="ar_AE" w:bidi="ar_AE"/>
           </w:rPr>
           <w:rPr>
@@ -533,6 +651,8 @@
       </w:hyperlink>
       <w:r>
         <w:rPr>
+          <w:rtl/>
+          <w:cs/>
           <w:lang w:val="ar_AE" w:bidi="ar_AE"/>
         </w:rPr>
         <w:t>). لم تكن هذه مجرد كلمات فارغة لتعزيز بقية تقية مُحاصرة بالمتاعب، بل كانت كلمات مؤكِّدة لوعد الله لشعبه المختار.</w:t>
@@ -544,11 +664,15 @@
       </w:pPr>
       <w:r>
         <w:rPr>
-          <w:lang w:val="ar_AE" w:bidi="ar_AE"/>
-        </w:rPr>
-      </w:r>
-      <w:r>
-        <w:rPr>
+          <w:rtl/>
+          <w:cs/>
+          <w:lang w:val="ar_AE" w:bidi="ar_AE"/>
+        </w:rPr>
+      </w:r>
+      <w:r>
+        <w:rPr>
+          <w:rtl/>
+          <w:cs/>
           <w:lang w:val="ar_AE" w:bidi="ar_AE"/>
         </w:rPr>
         <w:t>تُركِّز الرسالة الثالثة (</w:t>
@@ -556,6 +680,8 @@
       <w:hyperlink r:id="rId23">
         <w:r>
           <w:rPr>
+            <w:rtl/>
+            <w:cs/>
             <w:lang w:val="ar_AE" w:bidi="ar_AE"/>
           </w:rPr>
           <w:rPr>
@@ -567,6 +693,8 @@
       </w:hyperlink>
       <w:r>
         <w:rPr>
+          <w:rtl/>
+          <w:cs/>
           <w:lang w:val="ar_AE" w:bidi="ar_AE"/>
         </w:rPr>
         <w:t xml:space="preserve">) تركيزًا أساسيًا على الطهارة الطقسية. ذكّر حجَّي جمهوره بأن تعليمات شريعة موسى لا تزال سارية. يتوقع الله من شعبه أن يكونوا قديسين، كما أنه قدوس (انظر </w:t>
@@ -574,6 +702,8 @@
       <w:hyperlink r:id="rId24">
         <w:r>
           <w:rPr>
+            <w:rtl/>
+            <w:cs/>
             <w:lang w:val="ar_AE" w:bidi="ar_AE"/>
           </w:rPr>
           <w:rPr>
@@ -585,6 +715,8 @@
       </w:hyperlink>
       <w:r>
         <w:rPr>
+          <w:rtl/>
+          <w:cs/>
           <w:lang w:val="ar_AE" w:bidi="ar_AE"/>
         </w:rPr>
         <w:t>).</w:t>
@@ -596,11 +728,15 @@
       </w:pPr>
       <w:r>
         <w:rPr>
-          <w:lang w:val="ar_AE" w:bidi="ar_AE"/>
-        </w:rPr>
-      </w:r>
-      <w:r>
-        <w:rPr>
+          <w:rtl/>
+          <w:cs/>
+          <w:lang w:val="ar_AE" w:bidi="ar_AE"/>
+        </w:rPr>
+      </w:r>
+      <w:r>
+        <w:rPr>
+          <w:rtl/>
+          <w:cs/>
           <w:lang w:val="ar_AE" w:bidi="ar_AE"/>
         </w:rPr>
         <w:t>كانت الرسالة الأخيرة وربما الأهم لحجَّي (</w:t>
@@ -608,6 +744,8 @@
       <w:hyperlink r:id="rId25">
         <w:r>
           <w:rPr>
+            <w:rtl/>
+            <w:cs/>
             <w:lang w:val="ar_AE" w:bidi="ar_AE"/>
           </w:rPr>
           <w:rPr>
@@ -619,6 +757,8 @@
       </w:hyperlink>
       <w:r>
         <w:rPr>
+          <w:rtl/>
+          <w:cs/>
           <w:lang w:val="ar_AE" w:bidi="ar_AE"/>
         </w:rPr>
         <w:t xml:space="preserve">) هي إعادة تأكيد أهميَّة نسل الملِك داود في الحياة الدينية والسياسية لإسرائيل. كانت سلالة داود أساسية في استعادة الشعب العبري بعد السبي البابلي (انظر </w:t>
@@ -626,6 +766,8 @@
       <w:hyperlink r:id="rId26">
         <w:r>
           <w:rPr>
+            <w:rtl/>
+            <w:cs/>
             <w:lang w:val="ar_AE" w:bidi="ar_AE"/>
           </w:rPr>
           <w:rPr>
@@ -637,6 +779,8 @@
       </w:hyperlink>
       <w:r>
         <w:rPr>
+          <w:rtl/>
+          <w:cs/>
           <w:lang w:val="ar_AE" w:bidi="ar_AE"/>
         </w:rPr>
         <w:t xml:space="preserve"> </w:t>
@@ -644,6 +788,8 @@
       <w:hyperlink r:id="rId27">
         <w:r>
           <w:rPr>
+            <w:rtl/>
+            <w:cs/>
             <w:lang w:val="ar_AE" w:bidi="ar_AE"/>
           </w:rPr>
           <w:rPr>
@@ -655,6 +801,8 @@
       </w:hyperlink>
       <w:r>
         <w:rPr>
+          <w:rtl/>
+          <w:cs/>
           <w:lang w:val="ar_AE" w:bidi="ar_AE"/>
         </w:rPr>
         <w:t xml:space="preserve"> </w:t>
@@ -662,6 +810,8 @@
       <w:hyperlink r:id="rId28">
         <w:r>
           <w:rPr>
+            <w:rtl/>
+            <w:cs/>
             <w:lang w:val="ar_AE" w:bidi="ar_AE"/>
           </w:rPr>
           <w:rPr>
@@ -673,6 +823,8 @@
       </w:hyperlink>
       <w:r>
         <w:rPr>
+          <w:rtl/>
+          <w:cs/>
           <w:lang w:val="ar_AE" w:bidi="ar_AE"/>
         </w:rPr>
         <w:t>). كان زربّابل من نسل الملِك داود. ميَّزَ تكليفه ليكون "خاتم التوقيع" للربِّ بداية استعادة الله لإسرائيل (</w:t>
@@ -680,6 +832,8 @@
       <w:hyperlink r:id="rId29">
         <w:r>
           <w:rPr>
+            <w:rtl/>
+            <w:cs/>
             <w:lang w:val="ar_AE" w:bidi="ar_AE"/>
           </w:rPr>
           <w:rPr>
@@ -691,6 +845,8 @@
       </w:hyperlink>
       <w:r>
         <w:rPr>
+          <w:rtl/>
+          <w:cs/>
           <w:lang w:val="ar_AE" w:bidi="ar_AE"/>
         </w:rPr>
         <w:t xml:space="preserve"> قارن </w:t>
@@ -698,6 +854,8 @@
       <w:hyperlink r:id="rId30">
         <w:r>
           <w:rPr>
+            <w:rtl/>
+            <w:cs/>
             <w:lang w:val="ar_AE" w:bidi="ar_AE"/>
           </w:rPr>
           <w:rPr>
@@ -709,6 +867,8 @@
       </w:hyperlink>
       <w:r>
         <w:rPr>
+          <w:rtl/>
+          <w:cs/>
           <w:lang w:val="ar_AE" w:bidi="ar_AE"/>
         </w:rPr>
         <w:t>) وأشار إلى يسوع المسيح، نسل داود (</w:t>
@@ -716,6 +876,8 @@
       <w:hyperlink r:id="rId31">
         <w:r>
           <w:rPr>
+            <w:rtl/>
+            <w:cs/>
             <w:lang w:val="ar_AE" w:bidi="ar_AE"/>
           </w:rPr>
           <w:rPr>
@@ -727,6 +889,8 @@
       </w:hyperlink>
       <w:r>
         <w:rPr>
+          <w:rtl/>
+          <w:cs/>
           <w:lang w:val="ar_AE" w:bidi="ar_AE"/>
         </w:rPr>
         <w:t>) الذي سيحكم بالبِرّ إلى الأبد.</w:t>
@@ -739,6 +903,8 @@
       </w:pPr>
       <w:r>
         <w:rPr>
+          <w:rtl/>
+          <w:cs/>
           <w:lang w:val="ar_AE" w:bidi="ar_AE"/>
         </w:rPr>
         <w:t>كاتب السِفر</w:t>
@@ -750,11 +916,15 @@
       </w:pPr>
       <w:r>
         <w:rPr>
-          <w:lang w:val="ar_AE" w:bidi="ar_AE"/>
-        </w:rPr>
-      </w:r>
-      <w:r>
-        <w:rPr>
+          <w:rtl/>
+          <w:cs/>
+          <w:lang w:val="ar_AE" w:bidi="ar_AE"/>
+        </w:rPr>
+      </w:r>
+      <w:r>
+        <w:rPr>
+          <w:rtl/>
+          <w:cs/>
           <w:lang w:val="ar_AE" w:bidi="ar_AE"/>
         </w:rPr>
         <w:t>لا يذكر سِفر حجَّي شيئًا عن مؤلفه، ولكن من المحتمل أن يكون حجَّي قد كتب عظاته بذاته (</w:t>
@@ -762,6 +932,8 @@
       <w:hyperlink r:id="rId32">
         <w:r>
           <w:rPr>
+            <w:rtl/>
+            <w:cs/>
             <w:lang w:val="ar_AE" w:bidi="ar_AE"/>
           </w:rPr>
           <w:rPr>
@@ -773,6 +945,8 @@
       </w:hyperlink>
       <w:r>
         <w:rPr>
+          <w:rtl/>
+          <w:cs/>
           <w:lang w:val="ar_AE" w:bidi="ar_AE"/>
         </w:rPr>
         <w:t xml:space="preserve"> </w:t>
@@ -780,6 +954,8 @@
       <w:hyperlink r:id="rId33">
         <w:r>
           <w:rPr>
+            <w:rtl/>
+            <w:cs/>
             <w:lang w:val="ar_AE" w:bidi="ar_AE"/>
           </w:rPr>
           <w:rPr>
@@ -791,6 +967,8 @@
       </w:hyperlink>
       <w:r>
         <w:rPr>
+          <w:rtl/>
+          <w:cs/>
           <w:lang w:val="ar_AE" w:bidi="ar_AE"/>
         </w:rPr>
         <w:t xml:space="preserve">). لا يسجل الكتاب المقدس أية معلومات تخص السيرة الذاتية عن النبي حجَّي، لكن خدمته موثَّقة في </w:t>
@@ -798,6 +976,8 @@
       <w:hyperlink r:id="rId34">
         <w:r>
           <w:rPr>
+            <w:rtl/>
+            <w:cs/>
             <w:lang w:val="ar_AE" w:bidi="ar_AE"/>
           </w:rPr>
           <w:rPr>
@@ -809,6 +989,8 @@
       </w:hyperlink>
       <w:r>
         <w:rPr>
+          <w:rtl/>
+          <w:cs/>
           <w:lang w:val="ar_AE" w:bidi="ar_AE"/>
         </w:rPr>
         <w:t>. من المحتمل أن يكون حجَّي قد كتب سِفره في وقت ما بين إلقاء عظاته (520 قبل الميلاد) واكتمال الهيكل (515 قبل الميلاد) وهو حَدَث لا تذكره النبوة.</w:t>
@@ -821,6 +1003,8 @@
       </w:pPr>
       <w:r>
         <w:rPr>
+          <w:rtl/>
+          <w:cs/>
           <w:lang w:val="ar_AE" w:bidi="ar_AE"/>
         </w:rPr>
         <w:t>تاريخ الكتابة</w:t>
@@ -832,11 +1016,15 @@
       </w:pPr>
       <w:r>
         <w:rPr>
-          <w:lang w:val="ar_AE" w:bidi="ar_AE"/>
-        </w:rPr>
-      </w:r>
-      <w:r>
-        <w:rPr>
+          <w:rtl/>
+          <w:cs/>
+          <w:lang w:val="ar_AE" w:bidi="ar_AE"/>
+        </w:rPr>
+      </w:r>
+      <w:r>
+        <w:rPr>
+          <w:rtl/>
+          <w:cs/>
           <w:lang w:val="ar_AE" w:bidi="ar_AE"/>
         </w:rPr>
         <w:t xml:space="preserve">قام حجَّي بتوصيل رسائله بين أغسطس وديسمبر من عام 520 قبل الميلاد، في السنة الثانية من حكم داريوس الأول، ملِك فارس (انظر </w:t>
@@ -844,6 +1032,8 @@
       <w:hyperlink r:id="rId32">
         <w:r>
           <w:rPr>
+            <w:rtl/>
+            <w:cs/>
             <w:lang w:val="ar_AE" w:bidi="ar_AE"/>
           </w:rPr>
           <w:rPr>
@@ -855,6 +1045,8 @@
       </w:hyperlink>
       <w:r>
         <w:rPr>
+          <w:rtl/>
+          <w:cs/>
           <w:lang w:val="ar_AE" w:bidi="ar_AE"/>
         </w:rPr>
         <w:t xml:space="preserve">، </w:t>
@@ -862,6 +1054,8 @@
       <w:hyperlink r:id="rId35">
         <w:r>
           <w:rPr>
+            <w:rtl/>
+            <w:cs/>
             <w:lang w:val="ar_AE" w:bidi="ar_AE"/>
           </w:rPr>
           <w:rPr>
@@ -873,6 +1067,8 @@
       </w:hyperlink>
       <w:r>
         <w:rPr>
+          <w:rtl/>
+          <w:cs/>
           <w:lang w:val="ar_AE" w:bidi="ar_AE"/>
         </w:rPr>
         <w:t xml:space="preserve">؛ </w:t>
@@ -880,6 +1076,8 @@
       <w:hyperlink r:id="rId36">
         <w:r>
           <w:rPr>
+            <w:rtl/>
+            <w:cs/>
             <w:lang w:val="ar_AE" w:bidi="ar_AE"/>
           </w:rPr>
           <w:rPr>
@@ -891,6 +1089,8 @@
       </w:hyperlink>
       <w:r>
         <w:rPr>
+          <w:rtl/>
+          <w:cs/>
           <w:lang w:val="ar_AE" w:bidi="ar_AE"/>
         </w:rPr>
         <w:t xml:space="preserve">، </w:t>
@@ -898,6 +1098,8 @@
       <w:hyperlink r:id="rId37">
         <w:r>
           <w:rPr>
+            <w:rtl/>
+            <w:cs/>
             <w:lang w:val="ar_AE" w:bidi="ar_AE"/>
           </w:rPr>
           <w:rPr>
@@ -909,6 +1111,8 @@
       </w:hyperlink>
       <w:r>
         <w:rPr>
+          <w:rtl/>
+          <w:cs/>
           <w:lang w:val="ar_AE" w:bidi="ar_AE"/>
         </w:rPr>
         <w:t xml:space="preserve">). تزامنت خدمة حجَّي في يهوذا بعد السبي مع خدمة زكريّا، الذي بدأ الوعظ في أورشليم في نوفمبر من ذلك العام (انظر </w:t>
@@ -916,6 +1120,8 @@
       <w:hyperlink r:id="rId38">
         <w:r>
           <w:rPr>
+            <w:rtl/>
+            <w:cs/>
             <w:lang w:val="ar_AE" w:bidi="ar_AE"/>
           </w:rPr>
           <w:rPr>
@@ -927,6 +1133,8 @@
       </w:hyperlink>
       <w:r>
         <w:rPr>
+          <w:rtl/>
+          <w:cs/>
           <w:lang w:val="ar_AE" w:bidi="ar_AE"/>
         </w:rPr>
         <w:t>).</w:t>
@@ -939,6 +1147,8 @@
       </w:pPr>
       <w:r>
         <w:rPr>
+          <w:rtl/>
+          <w:cs/>
           <w:lang w:val="ar_AE" w:bidi="ar_AE"/>
         </w:rPr>
         <w:t>نوع الأدب المُستَخدم في الكتابة</w:t>
@@ -950,11 +1160,15 @@
       </w:pPr>
       <w:r>
         <w:rPr>
-          <w:lang w:val="ar_AE" w:bidi="ar_AE"/>
-        </w:rPr>
-      </w:r>
-      <w:r>
-        <w:rPr>
+          <w:rtl/>
+          <w:cs/>
+          <w:lang w:val="ar_AE" w:bidi="ar_AE"/>
+        </w:rPr>
+      </w:r>
+      <w:r>
+        <w:rPr>
+          <w:rtl/>
+          <w:cs/>
           <w:lang w:val="ar_AE" w:bidi="ar_AE"/>
         </w:rPr>
         <w:t xml:space="preserve">مع أنّه ليس أدبًا رائعًا مثل سِفر إشعياء أو إرميا، إلا أن حجَّي يتمتع بطابع أدبي مميز. يستخدم حجَّي الأسئلة البلاغية على وجه الخصوص لتأكيد أطروحته في ثلاث من الرسائل الأربع (انظر </w:t>
@@ -962,6 +1176,8 @@
       <w:hyperlink r:id="rId39">
         <w:r>
           <w:rPr>
+            <w:rtl/>
+            <w:cs/>
             <w:lang w:val="ar_AE" w:bidi="ar_AE"/>
           </w:rPr>
           <w:rPr>
@@ -973,6 +1189,8 @@
       </w:hyperlink>
       <w:r>
         <w:rPr>
+          <w:rtl/>
+          <w:cs/>
           <w:lang w:val="ar_AE" w:bidi="ar_AE"/>
         </w:rPr>
         <w:t xml:space="preserve"> </w:t>
@@ -980,6 +1198,8 @@
       <w:hyperlink r:id="rId40">
         <w:r>
           <w:rPr>
+            <w:rtl/>
+            <w:cs/>
             <w:lang w:val="ar_AE" w:bidi="ar_AE"/>
           </w:rPr>
           <w:rPr>
@@ -991,6 +1211,8 @@
       </w:hyperlink>
       <w:r>
         <w:rPr>
+          <w:rtl/>
+          <w:cs/>
           <w:lang w:val="ar_AE" w:bidi="ar_AE"/>
         </w:rPr>
         <w:t xml:space="preserve"> </w:t>
@@ -998,6 +1220,8 @@
       <w:hyperlink r:id="rId41">
         <w:r>
           <w:rPr>
+            <w:rtl/>
+            <w:cs/>
             <w:lang w:val="ar_AE" w:bidi="ar_AE"/>
           </w:rPr>
           <w:rPr>
@@ -1009,18 +1233,24 @@
       </w:hyperlink>
       <w:r>
         <w:rPr>
+          <w:rtl/>
+          <w:cs/>
           <w:lang w:val="ar_AE" w:bidi="ar_AE"/>
         </w:rPr>
         <w:t>). يكرر الكلمات أو العبارات لتحديد نَغْمَة عظاته (مثل تكرار "</w:t>
       </w:r>
       <w:r>
         <w:rPr>
+          <w:rtl/>
+          <w:cs/>
           <w:lang w:val="ar_AE" w:bidi="ar_AE"/>
         </w:rPr>
         <w:t>ٱجْعَلُوا قَلْبَكُمْ عَلَى طُرُقِكُمْ</w:t>
       </w:r>
       <w:r>
         <w:rPr>
+          <w:rtl/>
+          <w:cs/>
           <w:lang w:val="ar_AE" w:bidi="ar_AE"/>
         </w:rPr>
         <w:t xml:space="preserve">"، </w:t>
@@ -1028,6 +1258,8 @@
       <w:hyperlink r:id="rId42">
         <w:r>
           <w:rPr>
+            <w:rtl/>
+            <w:cs/>
             <w:lang w:val="ar_AE" w:bidi="ar_AE"/>
           </w:rPr>
           <w:rPr>
@@ -1039,6 +1271,8 @@
       </w:hyperlink>
       <w:r>
         <w:rPr>
+          <w:rtl/>
+          <w:cs/>
           <w:lang w:val="ar_AE" w:bidi="ar_AE"/>
         </w:rPr>
         <w:t xml:space="preserve"> </w:t>
@@ -1046,6 +1280,8 @@
       <w:hyperlink r:id="rId43">
         <w:r>
           <w:rPr>
+            <w:rtl/>
+            <w:cs/>
             <w:lang w:val="ar_AE" w:bidi="ar_AE"/>
           </w:rPr>
           <w:rPr>
@@ -1057,6 +1293,8 @@
       </w:hyperlink>
       <w:r>
         <w:rPr>
+          <w:rtl/>
+          <w:cs/>
           <w:lang w:val="ar_AE" w:bidi="ar_AE"/>
         </w:rPr>
         <w:t xml:space="preserve"> </w:t>
@@ -1064,6 +1302,8 @@
       <w:hyperlink r:id="rId44">
         <w:r>
           <w:rPr>
+            <w:rtl/>
+            <w:cs/>
             <w:lang w:val="ar_AE" w:bidi="ar_AE"/>
           </w:rPr>
           <w:rPr>
@@ -1075,6 +1315,8 @@
       </w:hyperlink>
       <w:r>
         <w:rPr>
+          <w:rtl/>
+          <w:cs/>
           <w:lang w:val="ar_AE" w:bidi="ar_AE"/>
         </w:rPr>
         <w:t>) ويستخدم التلاعب بالألفاظ في بعض الأحيان (مثل العبرية خَرِب، "خراب" [</w:t>
@@ -1082,6 +1324,8 @@
       <w:hyperlink r:id="rId39">
         <w:r>
           <w:rPr>
+            <w:rtl/>
+            <w:cs/>
             <w:lang w:val="ar_AE" w:bidi="ar_AE"/>
           </w:rPr>
           <w:rPr>
@@ -1093,6 +1337,8 @@
       </w:hyperlink>
       <w:r>
         <w:rPr>
+          <w:rtl/>
+          <w:cs/>
           <w:lang w:val="ar_AE" w:bidi="ar_AE"/>
         </w:rPr>
         <w:t>] وخورِب، "جفاف" [</w:t>
@@ -1100,6 +1346,8 @@
       <w:hyperlink r:id="rId17">
         <w:r>
           <w:rPr>
+            <w:rtl/>
+            <w:cs/>
             <w:lang w:val="ar_AE" w:bidi="ar_AE"/>
           </w:rPr>
           <w:rPr>
@@ -1111,6 +1359,8 @@
       </w:hyperlink>
       <w:r>
         <w:rPr>
+          <w:rtl/>
+          <w:cs/>
           <w:lang w:val="ar_AE" w:bidi="ar_AE"/>
         </w:rPr>
         <w:t>]).</w:t>
@@ -1122,11 +1372,15 @@
       </w:pPr>
       <w:r>
         <w:rPr>
-          <w:lang w:val="ar_AE" w:bidi="ar_AE"/>
-        </w:rPr>
-      </w:r>
-      <w:r>
-        <w:rPr>
+          <w:rtl/>
+          <w:cs/>
+          <w:lang w:val="ar_AE" w:bidi="ar_AE"/>
+        </w:rPr>
+      </w:r>
+      <w:r>
+        <w:rPr>
+          <w:rtl/>
+          <w:cs/>
           <w:lang w:val="ar_AE" w:bidi="ar_AE"/>
         </w:rPr>
         <w:t xml:space="preserve">من المحتمل أن تكون الرسائل المكتوبة لحجَّي مُلخَّصات لعظات أطول. تُعدُّ الرسائل </w:t>
@@ -1134,12 +1388,16 @@
       <w:r>
         <w:rPr>
           <w:i/>
+          <w:rtl/>
+          <w:cs/>
           <w:lang w:val="ar_AE" w:bidi="ar_AE"/>
         </w:rPr>
         <w:t>نبوءات</w:t>
       </w:r>
       <w:r>
         <w:rPr>
+          <w:rtl/>
+          <w:cs/>
           <w:lang w:val="ar_AE" w:bidi="ar_AE"/>
         </w:rPr>
         <w:t xml:space="preserve">—رسائل موثوقة بوحي من ٱلله. غالبًا ما تتضمن النبوءات تعبيرات نمطية تستخدم كلمات وعبارات مألوفة. تظهر العديد من هذه الصِيغ في حجّي: صيغة "التاريخ" (مثل "السنة الثانية من حكم الملك داريوس"، </w:t>
@@ -1147,6 +1405,8 @@
       <w:hyperlink r:id="rId32">
         <w:r>
           <w:rPr>
+            <w:rtl/>
+            <w:cs/>
             <w:lang w:val="ar_AE" w:bidi="ar_AE"/>
           </w:rPr>
           <w:rPr>
@@ -1158,6 +1418,8 @@
       </w:hyperlink>
       <w:r>
         <w:rPr>
+          <w:rtl/>
+          <w:cs/>
           <w:lang w:val="ar_AE" w:bidi="ar_AE"/>
         </w:rPr>
         <w:t xml:space="preserve"> </w:t>
@@ -1165,6 +1427,8 @@
       <w:hyperlink r:id="rId36">
         <w:r>
           <w:rPr>
+            <w:rtl/>
+            <w:cs/>
             <w:lang w:val="ar_AE" w:bidi="ar_AE"/>
           </w:rPr>
           <w:rPr>
@@ -1176,6 +1440,8 @@
       </w:hyperlink>
       <w:r>
         <w:rPr>
+          <w:rtl/>
+          <w:cs/>
           <w:lang w:val="ar_AE" w:bidi="ar_AE"/>
         </w:rPr>
         <w:t xml:space="preserve">, </w:t>
@@ -1183,6 +1449,8 @@
       <w:hyperlink r:id="rId37">
         <w:r>
           <w:rPr>
+            <w:rtl/>
+            <w:cs/>
             <w:lang w:val="ar_AE" w:bidi="ar_AE"/>
           </w:rPr>
           <w:rPr>
@@ -1194,6 +1462,8 @@
       </w:hyperlink>
       <w:r>
         <w:rPr>
+          <w:rtl/>
+          <w:cs/>
           <w:lang w:val="ar_AE" w:bidi="ar_AE"/>
         </w:rPr>
         <w:t xml:space="preserve">, </w:t>
@@ -1201,6 +1471,8 @@
       <w:hyperlink r:id="rId45">
         <w:r>
           <w:rPr>
+            <w:rtl/>
+            <w:cs/>
             <w:lang w:val="ar_AE" w:bidi="ar_AE"/>
           </w:rPr>
           <w:rPr>
@@ -1212,6 +1484,8 @@
       </w:hyperlink>
       <w:r>
         <w:rPr>
+          <w:rtl/>
+          <w:cs/>
           <w:lang w:val="ar_AE" w:bidi="ar_AE"/>
         </w:rPr>
         <w:t xml:space="preserve">)، صيغة "الرسالة" ("أعطى/أرسل ٱلرَّب رسالة"، </w:t>
@@ -1219,6 +1493,8 @@
       <w:hyperlink r:id="rId32">
         <w:r>
           <w:rPr>
+            <w:rtl/>
+            <w:cs/>
             <w:lang w:val="ar_AE" w:bidi="ar_AE"/>
           </w:rPr>
           <w:rPr>
@@ -1230,6 +1506,8 @@
       </w:hyperlink>
       <w:r>
         <w:rPr>
+          <w:rtl/>
+          <w:cs/>
           <w:lang w:val="ar_AE" w:bidi="ar_AE"/>
         </w:rPr>
         <w:t xml:space="preserve"> </w:t>
@@ -1237,6 +1515,8 @@
       <w:hyperlink r:id="rId36">
         <w:r>
           <w:rPr>
+            <w:rtl/>
+            <w:cs/>
             <w:lang w:val="ar_AE" w:bidi="ar_AE"/>
           </w:rPr>
           <w:rPr>
@@ -1248,6 +1528,8 @@
       </w:hyperlink>
       <w:r>
         <w:rPr>
+          <w:rtl/>
+          <w:cs/>
           <w:lang w:val="ar_AE" w:bidi="ar_AE"/>
         </w:rPr>
         <w:t xml:space="preserve"> </w:t>
@@ -1255,6 +1537,8 @@
       <w:hyperlink r:id="rId37">
         <w:r>
           <w:rPr>
+            <w:rtl/>
+            <w:cs/>
             <w:lang w:val="ar_AE" w:bidi="ar_AE"/>
           </w:rPr>
           <w:rPr>
@@ -1266,6 +1550,8 @@
       </w:hyperlink>
       <w:r>
         <w:rPr>
+          <w:rtl/>
+          <w:cs/>
           <w:lang w:val="ar_AE" w:bidi="ar_AE"/>
         </w:rPr>
         <w:t xml:space="preserve"> </w:t>
@@ -1273,6 +1559,8 @@
       <w:hyperlink r:id="rId45">
         <w:r>
           <w:rPr>
+            <w:rtl/>
+            <w:cs/>
             <w:lang w:val="ar_AE" w:bidi="ar_AE"/>
           </w:rPr>
           <w:rPr>
@@ -1284,6 +1572,8 @@
       </w:hyperlink>
       <w:r>
         <w:rPr>
+          <w:rtl/>
+          <w:cs/>
           <w:lang w:val="ar_AE" w:bidi="ar_AE"/>
         </w:rPr>
         <w:t xml:space="preserve">)، صيغة "ٱلله كمتحدث" ("يقول ٱلرّبّ"، </w:t>
@@ -1291,6 +1581,8 @@
       <w:hyperlink r:id="rId43">
         <w:r>
           <w:rPr>
+            <w:rtl/>
+            <w:cs/>
             <w:lang w:val="ar_AE" w:bidi="ar_AE"/>
           </w:rPr>
           <w:rPr>
@@ -1302,6 +1594,8 @@
       </w:hyperlink>
       <w:r>
         <w:rPr>
+          <w:rtl/>
+          <w:cs/>
           <w:lang w:val="ar_AE" w:bidi="ar_AE"/>
         </w:rPr>
         <w:t xml:space="preserve"> </w:t>
@@ -1309,6 +1603,8 @@
       <w:hyperlink r:id="rId46">
         <w:r>
           <w:rPr>
+            <w:rtl/>
+            <w:cs/>
             <w:lang w:val="ar_AE" w:bidi="ar_AE"/>
           </w:rPr>
           <w:rPr>
@@ -1320,6 +1616,8 @@
       </w:hyperlink>
       <w:r>
         <w:rPr>
+          <w:rtl/>
+          <w:cs/>
           <w:lang w:val="ar_AE" w:bidi="ar_AE"/>
         </w:rPr>
         <w:t xml:space="preserve"> </w:t>
@@ -1327,6 +1625,8 @@
       <w:hyperlink r:id="rId47">
         <w:r>
           <w:rPr>
+            <w:rtl/>
+            <w:cs/>
             <w:lang w:val="ar_AE" w:bidi="ar_AE"/>
           </w:rPr>
           <w:rPr>
@@ -1338,6 +1638,8 @@
       </w:hyperlink>
       <w:r>
         <w:rPr>
+          <w:rtl/>
+          <w:cs/>
           <w:lang w:val="ar_AE" w:bidi="ar_AE"/>
         </w:rPr>
         <w:t xml:space="preserve">)، وصيغة "عَلاقة العهد" ("أنا معكم"، </w:t>
@@ -1345,6 +1647,8 @@
       <w:hyperlink r:id="rId48">
         <w:r>
           <w:rPr>
+            <w:rtl/>
+            <w:cs/>
             <w:lang w:val="ar_AE" w:bidi="ar_AE"/>
           </w:rPr>
           <w:rPr>
@@ -1356,6 +1660,8 @@
       </w:hyperlink>
       <w:r>
         <w:rPr>
+          <w:rtl/>
+          <w:cs/>
           <w:lang w:val="ar_AE" w:bidi="ar_AE"/>
         </w:rPr>
         <w:t>).</w:t>
@@ -1368,6 +1674,8 @@
       </w:pPr>
       <w:r>
         <w:rPr>
+          <w:rtl/>
+          <w:cs/>
           <w:lang w:val="ar_AE" w:bidi="ar_AE"/>
         </w:rPr>
         <w:t>المعنى والرسالة</w:t>
@@ -1379,11 +1687,15 @@
       </w:pPr>
       <w:r>
         <w:rPr>
-          <w:lang w:val="ar_AE" w:bidi="ar_AE"/>
-        </w:rPr>
-      </w:r>
-      <w:r>
-        <w:rPr>
+          <w:rtl/>
+          <w:cs/>
+          <w:lang w:val="ar_AE" w:bidi="ar_AE"/>
+        </w:rPr>
+      </w:r>
+      <w:r>
+        <w:rPr>
+          <w:rtl/>
+          <w:cs/>
           <w:lang w:val="ar_AE" w:bidi="ar_AE"/>
         </w:rPr>
         <w:t>كانت العِظات الأربع القصيرة لحجَّي تقوم مقام نداء إيقاظ لمجتمع غافل روحيًا. كانت رسالته هي "الاستيقاظ والبدء في العمل" لإعادة بناء هيكل الرب في أورشليم.</w:t>
@@ -1395,11 +1707,15 @@
       </w:pPr>
       <w:r>
         <w:rPr>
-          <w:lang w:val="ar_AE" w:bidi="ar_AE"/>
-        </w:rPr>
-      </w:r>
-      <w:r>
-        <w:rPr>
+          <w:rtl/>
+          <w:cs/>
+          <w:lang w:val="ar_AE" w:bidi="ar_AE"/>
+        </w:rPr>
+      </w:r>
+      <w:r>
+        <w:rPr>
+          <w:rtl/>
+          <w:cs/>
           <w:lang w:val="ar_AE" w:bidi="ar_AE"/>
         </w:rPr>
         <w:t>ربط حجَّي بين فشل المجتمع الزراعي والاقتصادي وإهمالهم لهيكل الرب. وبّخ الناس على عدم اهتمامهم بعبادة الله ودعاهم إلى التوبة والتجديد الروحي. عندما استجاب الناس بإيجابية وبدؤوا في العمل على إعادة البناء، شجَّعهم حجَّي بوعد استمرار حضور الله ومساعدته.</w:t>
@@ -1411,11 +1727,15 @@
       </w:pPr>
       <w:r>
         <w:rPr>
-          <w:lang w:val="ar_AE" w:bidi="ar_AE"/>
-        </w:rPr>
-      </w:r>
-      <w:r>
-        <w:rPr>
+          <w:rtl/>
+          <w:cs/>
+          <w:lang w:val="ar_AE" w:bidi="ar_AE"/>
+        </w:rPr>
+      </w:r>
+      <w:r>
+        <w:rPr>
+          <w:rtl/>
+          <w:cs/>
           <w:lang w:val="ar_AE" w:bidi="ar_AE"/>
         </w:rPr>
         <w:t>دعا حجَّي شعب أورشليم إلى العبادة الحقيقية، والثقة في كلمة الله، والقداسة الشخصية، والطاعة للقيادة المعينة إلهيًا. يؤكد حجَّي على الحضور الدائم لروح الله (</w:t>
@@ -1423,6 +1743,8 @@
       <w:hyperlink r:id="rId49">
         <w:r>
           <w:rPr>
+            <w:rtl/>
+            <w:cs/>
             <w:lang w:val="ar_AE" w:bidi="ar_AE"/>
           </w:rPr>
           <w:rPr>
@@ -1434,6 +1756,8 @@
       </w:hyperlink>
       <w:r>
         <w:rPr>
+          <w:rtl/>
+          <w:cs/>
           <w:lang w:val="ar_AE" w:bidi="ar_AE"/>
         </w:rPr>
         <w:t xml:space="preserve"> </w:t>
@@ -1441,6 +1765,8 @@
       <w:hyperlink r:id="rId48">
         <w:r>
           <w:rPr>
+            <w:rtl/>
+            <w:cs/>
             <w:lang w:val="ar_AE" w:bidi="ar_AE"/>
           </w:rPr>
           <w:rPr>
@@ -1452,6 +1778,8 @@
       </w:hyperlink>
       <w:r>
         <w:rPr>
+          <w:rtl/>
+          <w:cs/>
           <w:lang w:val="ar_AE" w:bidi="ar_AE"/>
         </w:rPr>
         <w:t>)، وهو موضوع يتشاركه مع معاصره زكريّا (</w:t>
@@ -1459,6 +1787,8 @@
       <w:hyperlink r:id="rId50">
         <w:r>
           <w:rPr>
+            <w:rtl/>
+            <w:cs/>
             <w:lang w:val="ar_AE" w:bidi="ar_AE"/>
           </w:rPr>
           <w:rPr>
@@ -1470,6 +1800,8 @@
       </w:hyperlink>
       <w:r>
         <w:rPr>
+          <w:rtl/>
+          <w:cs/>
           <w:lang w:val="ar_AE" w:bidi="ar_AE"/>
         </w:rPr>
         <w:t xml:space="preserve"> </w:t>
@@ -1477,6 +1809,8 @@
       <w:hyperlink r:id="rId51">
         <w:r>
           <w:rPr>
+            <w:rtl/>
+            <w:cs/>
             <w:lang w:val="ar_AE" w:bidi="ar_AE"/>
           </w:rPr>
           <w:rPr>
@@ -1488,6 +1822,8 @@
       </w:hyperlink>
       <w:r>
         <w:rPr>
+          <w:rtl/>
+          <w:cs/>
           <w:lang w:val="ar_AE" w:bidi="ar_AE"/>
         </w:rPr>
         <w:t xml:space="preserve"> انظر أيضًا </w:t>
@@ -1495,6 +1831,8 @@
       <w:hyperlink r:id="rId52">
         <w:r>
           <w:rPr>
+            <w:rtl/>
+            <w:cs/>
             <w:lang w:val="ar_AE" w:bidi="ar_AE"/>
           </w:rPr>
           <w:rPr>
@@ -1506,17 +1844,23 @@
       </w:hyperlink>
       <w:r>
         <w:rPr>
+          <w:rtl/>
+          <w:cs/>
           <w:lang w:val="ar_AE" w:bidi="ar_AE"/>
         </w:rPr>
         <w:t>).</w:t>
       </w:r>
       <w:r>
         <w:rPr>
-          <w:lang w:val="ar_AE" w:bidi="ar_AE"/>
-        </w:rPr>
-      </w:r>
-      <w:r>
-        <w:rPr>
+          <w:rtl/>
+          <w:cs/>
+          <w:lang w:val="ar_AE" w:bidi="ar_AE"/>
+        </w:rPr>
+      </w:r>
+      <w:r>
+        <w:rPr>
+          <w:rtl/>
+          <w:cs/>
           <w:lang w:val="ar_AE" w:bidi="ar_AE"/>
         </w:rPr>
       </w:r>

--- a/arb/docx/37.content.docx
+++ b/arb/docx/37.content.docx
@@ -343,20 +343,14 @@
         </w:rPr>
         <w:t xml:space="preserve">في عام 538 قبل الميلاد، أصدر كورش العظيم، ملِك فارس، مرسومًا يسمح للشعوب التي سبتها الامبراطورية البابلية بالعودة إلى أوطانهم (انظر </w:t>
       </w:r>
-      <w:hyperlink r:id="rId13">
-        <w:r>
-          <w:rPr>
-            <w:rtl/>
-            <w:cs/>
-            <w:lang w:val="ar_AE" w:bidi="ar_AE"/>
-          </w:rPr>
-          <w:rPr>
-            <w:color w:val="0000EE"/>
-            <w:u w:val="single"/>
-          </w:rPr>
-          <w:t>عزرا 1:1–11</w:t>
-        </w:r>
-      </w:hyperlink>
+      <w:r>
+        <w:rPr>
+          <w:rtl/>
+          <w:cs/>
+          <w:lang w:val="ar_AE" w:bidi="ar_AE"/>
+        </w:rPr>
+        <w:t>عزرا 1:1–11</w:t>
+      </w:r>
       <w:r>
         <w:rPr>
           <w:rtl/>
@@ -365,20 +359,14 @@
         </w:rPr>
         <w:t>). كان أول المهاجرين العائدين إلى أورشليم بقيادة شيشبصّر، أول حاكم للمجتمع المستعاد (</w:t>
       </w:r>
-      <w:hyperlink r:id="rId14">
-        <w:r>
-          <w:rPr>
-            <w:rtl/>
-            <w:cs/>
-            <w:lang w:val="ar_AE" w:bidi="ar_AE"/>
-          </w:rPr>
-          <w:rPr>
-            <w:color w:val="0000EE"/>
-            <w:u w:val="single"/>
-          </w:rPr>
-          <w:t>عزرا 1:5–11</w:t>
-        </w:r>
-      </w:hyperlink>
+      <w:r>
+        <w:rPr>
+          <w:rtl/>
+          <w:cs/>
+          <w:lang w:val="ar_AE" w:bidi="ar_AE"/>
+        </w:rPr>
+        <w:t>عزرا 1:5–11</w:t>
+      </w:r>
       <w:r>
         <w:rPr>
           <w:rtl/>
@@ -387,20 +375,14 @@
         </w:rPr>
         <w:t>). في حماسهم، بدأ المسبيُّون العائدون بسرعة في إعادة بناء المذبح والهيكل (</w:t>
       </w:r>
-      <w:hyperlink r:id="rId15">
-        <w:r>
-          <w:rPr>
-            <w:rtl/>
-            <w:cs/>
-            <w:lang w:val="ar_AE" w:bidi="ar_AE"/>
-          </w:rPr>
-          <w:rPr>
-            <w:color w:val="0000EE"/>
-            <w:u w:val="single"/>
-          </w:rPr>
-          <w:t>عزرا 3:1–13</w:t>
-        </w:r>
-      </w:hyperlink>
+      <w:r>
+        <w:rPr>
+          <w:rtl/>
+          <w:cs/>
+          <w:lang w:val="ar_AE" w:bidi="ar_AE"/>
+        </w:rPr>
+        <w:t>عزرا 3:1–13</w:t>
+      </w:r>
       <w:r>
         <w:rPr>
           <w:rtl/>
@@ -409,20 +391,14 @@
         </w:rPr>
         <w:t>)، لكن السكان الوثنيين المحليين هدَّدوا الإسرائيليين وأثنوا عزيمتهم عن العمل الذي كلفهم ٱلله به (</w:t>
       </w:r>
-      <w:hyperlink r:id="rId16">
-        <w:r>
-          <w:rPr>
-            <w:rtl/>
-            <w:cs/>
-            <w:lang w:val="ar_AE" w:bidi="ar_AE"/>
-          </w:rPr>
-          <w:rPr>
-            <w:color w:val="0000EE"/>
-            <w:u w:val="single"/>
-          </w:rPr>
-          <w:t>عزرا 4:4–24</w:t>
-        </w:r>
-      </w:hyperlink>
+      <w:r>
+        <w:rPr>
+          <w:rtl/>
+          <w:cs/>
+          <w:lang w:val="ar_AE" w:bidi="ar_AE"/>
+        </w:rPr>
+        <w:t>عزرا 4:4–24</w:t>
+      </w:r>
       <w:r>
         <w:rPr>
           <w:rtl/>
@@ -471,20 +447,14 @@
         </w:rPr>
         <w:t>عندما بدأ حجّي الوعظ في عام 520 قبل الميلاد، كانت الأرض تعاني من جفاف شديد يؤثر عليها (</w:t>
       </w:r>
-      <w:hyperlink r:id="rId17">
-        <w:r>
-          <w:rPr>
-            <w:rtl/>
-            <w:cs/>
-            <w:lang w:val="ar_AE" w:bidi="ar_AE"/>
-          </w:rPr>
-          <w:rPr>
-            <w:color w:val="0000EE"/>
-            <w:u w:val="single"/>
-          </w:rPr>
-          <w:t>حج 1:11</w:t>
-        </w:r>
-      </w:hyperlink>
+      <w:r>
+        <w:rPr>
+          <w:rtl/>
+          <w:cs/>
+          <w:lang w:val="ar_AE" w:bidi="ar_AE"/>
+        </w:rPr>
+        <w:t>حج 1:11</w:t>
+      </w:r>
       <w:r>
         <w:rPr>
           <w:rtl/>
@@ -493,20 +463,14 @@
         </w:rPr>
         <w:t>). أرسل الله حجَّي لتحفيز بني إسرائيل على إعادة بناء هيكل الله وتشجيع التجديد الروحي لشعب أورشليم. استجابة لذلك، استأنف الناس إعادة البناء (</w:t>
       </w:r>
-      <w:hyperlink r:id="rId18">
-        <w:r>
-          <w:rPr>
-            <w:rtl/>
-            <w:cs/>
-            <w:lang w:val="ar_AE" w:bidi="ar_AE"/>
-          </w:rPr>
-          <w:rPr>
-            <w:color w:val="0000EE"/>
-            <w:u w:val="single"/>
-          </w:rPr>
-          <w:t>1:14</w:t>
-        </w:r>
-      </w:hyperlink>
+      <w:r>
+        <w:rPr>
+          <w:rtl/>
+          <w:cs/>
+          <w:lang w:val="ar_AE" w:bidi="ar_AE"/>
+        </w:rPr>
+        <w:t>1:14</w:t>
+      </w:r>
       <w:r>
         <w:rPr>
           <w:rtl/>
@@ -515,20 +479,14 @@
         </w:rPr>
         <w:t xml:space="preserve">) وانتهى من المشروع في مارس 515 قبل الميلاد (انظر </w:t>
       </w:r>
-      <w:hyperlink r:id="rId19">
-        <w:r>
-          <w:rPr>
-            <w:rtl/>
-            <w:cs/>
-            <w:lang w:val="ar_AE" w:bidi="ar_AE"/>
-          </w:rPr>
-          <w:rPr>
-            <w:color w:val="0000EE"/>
-            <w:u w:val="single"/>
-          </w:rPr>
-          <w:t>عزرا 6:15</w:t>
-        </w:r>
-      </w:hyperlink>
+      <w:r>
+        <w:rPr>
+          <w:rtl/>
+          <w:cs/>
+          <w:lang w:val="ar_AE" w:bidi="ar_AE"/>
+        </w:rPr>
+        <w:t>عزرا 6:15</w:t>
+      </w:r>
       <w:r>
         <w:rPr>
           <w:rtl/>
@@ -571,20 +529,14 @@
         </w:rPr>
         <w:t>تتناول كل رسالة من رسائل حجَّي الأربع قضية لاهوتية مختلفة. كانت العِظة الأولى (</w:t>
       </w:r>
-      <w:hyperlink r:id="rId20">
-        <w:r>
-          <w:rPr>
-            <w:rtl/>
-            <w:cs/>
-            <w:lang w:val="ar_AE" w:bidi="ar_AE"/>
-          </w:rPr>
-          <w:rPr>
-            <w:color w:val="0000EE"/>
-            <w:u w:val="single"/>
-          </w:rPr>
-          <w:t>الإصحاح 1</w:t>
-        </w:r>
-      </w:hyperlink>
+      <w:r>
+        <w:rPr>
+          <w:rtl/>
+          <w:cs/>
+          <w:lang w:val="ar_AE" w:bidi="ar_AE"/>
+        </w:rPr>
+        <w:t>الإصحاح 1</w:t>
+      </w:r>
       <w:r>
         <w:rPr>
           <w:rtl/>
@@ -613,20 +565,14 @@
         </w:rPr>
         <w:t>أكدتْ الرسالة الثانية (</w:t>
       </w:r>
-      <w:hyperlink r:id="rId21">
-        <w:r>
-          <w:rPr>
-            <w:rtl/>
-            <w:cs/>
-            <w:lang w:val="ar_AE" w:bidi="ar_AE"/>
-          </w:rPr>
-          <w:rPr>
-            <w:color w:val="0000EE"/>
-            <w:u w:val="single"/>
-          </w:rPr>
-          <w:t>2:1–9</w:t>
-        </w:r>
-      </w:hyperlink>
+      <w:r>
+        <w:rPr>
+          <w:rtl/>
+          <w:cs/>
+          <w:lang w:val="ar_AE" w:bidi="ar_AE"/>
+        </w:rPr>
+        <w:t>2:1–9</w:t>
+      </w:r>
       <w:r>
         <w:rPr>
           <w:rtl/>
@@ -635,20 +581,14 @@
         </w:rPr>
         <w:t>) للمجتمع أن الله لم ينسَ وعود البرَكة والاسترداد التي قدَّمها الأنبياء السابقون. سيملأ مجد الرب الهيكل مرة أخرى (</w:t>
       </w:r>
-      <w:hyperlink r:id="rId22">
-        <w:r>
-          <w:rPr>
-            <w:rtl/>
-            <w:cs/>
-            <w:lang w:val="ar_AE" w:bidi="ar_AE"/>
-          </w:rPr>
-          <w:rPr>
-            <w:color w:val="0000EE"/>
-            <w:u w:val="single"/>
-          </w:rPr>
-          <w:t>2:7</w:t>
-        </w:r>
-      </w:hyperlink>
+      <w:r>
+        <w:rPr>
+          <w:rtl/>
+          <w:cs/>
+          <w:lang w:val="ar_AE" w:bidi="ar_AE"/>
+        </w:rPr>
+        <w:t>2:7</w:t>
+      </w:r>
       <w:r>
         <w:rPr>
           <w:rtl/>
@@ -677,20 +617,14 @@
         </w:rPr>
         <w:t>تُركِّز الرسالة الثالثة (</w:t>
       </w:r>
-      <w:hyperlink r:id="rId23">
-        <w:r>
-          <w:rPr>
-            <w:rtl/>
-            <w:cs/>
-            <w:lang w:val="ar_AE" w:bidi="ar_AE"/>
-          </w:rPr>
-          <w:rPr>
-            <w:color w:val="0000EE"/>
-            <w:u w:val="single"/>
-          </w:rPr>
-          <w:t>2:10–19</w:t>
-        </w:r>
-      </w:hyperlink>
+      <w:r>
+        <w:rPr>
+          <w:rtl/>
+          <w:cs/>
+          <w:lang w:val="ar_AE" w:bidi="ar_AE"/>
+        </w:rPr>
+        <w:t>2:10–19</w:t>
+      </w:r>
       <w:r>
         <w:rPr>
           <w:rtl/>
@@ -699,20 +633,14 @@
         </w:rPr>
         <w:t xml:space="preserve">) تركيزًا أساسيًا على الطهارة الطقسية. ذكّر حجَّي جمهوره بأن تعليمات شريعة موسى لا تزال سارية. يتوقع الله من شعبه أن يكونوا قديسين، كما أنه قدوس (انظر </w:t>
       </w:r>
-      <w:hyperlink r:id="rId24">
-        <w:r>
-          <w:rPr>
-            <w:rtl/>
-            <w:cs/>
-            <w:lang w:val="ar_AE" w:bidi="ar_AE"/>
-          </w:rPr>
-          <w:rPr>
-            <w:color w:val="0000EE"/>
-            <w:u w:val="single"/>
-          </w:rPr>
-          <w:t>لاويين 11:44–45</w:t>
-        </w:r>
-      </w:hyperlink>
+      <w:r>
+        <w:rPr>
+          <w:rtl/>
+          <w:cs/>
+          <w:lang w:val="ar_AE" w:bidi="ar_AE"/>
+        </w:rPr>
+        <w:t>لاويين 11:44–45</w:t>
+      </w:r>
       <w:r>
         <w:rPr>
           <w:rtl/>
@@ -741,20 +669,14 @@
         </w:rPr>
         <w:t>كانت الرسالة الأخيرة وربما الأهم لحجَّي (</w:t>
       </w:r>
-      <w:hyperlink r:id="rId25">
-        <w:r>
-          <w:rPr>
-            <w:rtl/>
-            <w:cs/>
-            <w:lang w:val="ar_AE" w:bidi="ar_AE"/>
-          </w:rPr>
-          <w:rPr>
-            <w:color w:val="0000EE"/>
-            <w:u w:val="single"/>
-          </w:rPr>
-          <w:t>حجَّي 2:20–23</w:t>
-        </w:r>
-      </w:hyperlink>
+      <w:r>
+        <w:rPr>
+          <w:rtl/>
+          <w:cs/>
+          <w:lang w:val="ar_AE" w:bidi="ar_AE"/>
+        </w:rPr>
+        <w:t>حجَّي 2:20–23</w:t>
+      </w:r>
       <w:r>
         <w:rPr>
           <w:rtl/>
@@ -763,20 +685,14 @@
         </w:rPr>
         <w:t xml:space="preserve">) هي إعادة تأكيد أهميَّة نسل الملِك داود في الحياة الدينية والسياسية لإسرائيل. كانت سلالة داود أساسية في استعادة الشعب العبري بعد السبي البابلي (انظر </w:t>
       </w:r>
-      <w:hyperlink r:id="rId26">
-        <w:r>
-          <w:rPr>
-            <w:rtl/>
-            <w:cs/>
-            <w:lang w:val="ar_AE" w:bidi="ar_AE"/>
-          </w:rPr>
-          <w:rPr>
-            <w:color w:val="0000EE"/>
-            <w:u w:val="single"/>
-          </w:rPr>
-          <w:t>إرميا 23:5؛</w:t>
-        </w:r>
-      </w:hyperlink>
+      <w:r>
+        <w:rPr>
+          <w:rtl/>
+          <w:cs/>
+          <w:lang w:val="ar_AE" w:bidi="ar_AE"/>
+        </w:rPr>
+        <w:t>إرميا 23:5؛</w:t>
+      </w:r>
       <w:r>
         <w:rPr>
           <w:rtl/>
@@ -785,20 +701,14 @@
         </w:rPr>
         <w:t xml:space="preserve"> </w:t>
       </w:r>
-      <w:hyperlink r:id="rId27">
-        <w:r>
-          <w:rPr>
-            <w:rtl/>
-            <w:cs/>
-            <w:lang w:val="ar_AE" w:bidi="ar_AE"/>
-          </w:rPr>
-          <w:rPr>
-            <w:color w:val="0000EE"/>
-            <w:u w:val="single"/>
-          </w:rPr>
-          <w:t>33:15؛</w:t>
-        </w:r>
-      </w:hyperlink>
+      <w:r>
+        <w:rPr>
+          <w:rtl/>
+          <w:cs/>
+          <w:lang w:val="ar_AE" w:bidi="ar_AE"/>
+        </w:rPr>
+        <w:t>33:15؛</w:t>
+      </w:r>
       <w:r>
         <w:rPr>
           <w:rtl/>
@@ -807,20 +717,14 @@
         </w:rPr>
         <w:t xml:space="preserve"> </w:t>
       </w:r>
-      <w:hyperlink r:id="rId28">
-        <w:r>
-          <w:rPr>
-            <w:rtl/>
-            <w:cs/>
-            <w:lang w:val="ar_AE" w:bidi="ar_AE"/>
-          </w:rPr>
-          <w:rPr>
-            <w:color w:val="0000EE"/>
-            <w:u w:val="single"/>
-          </w:rPr>
-          <w:t>حزقيال 37:24</w:t>
-        </w:r>
-      </w:hyperlink>
+      <w:r>
+        <w:rPr>
+          <w:rtl/>
+          <w:cs/>
+          <w:lang w:val="ar_AE" w:bidi="ar_AE"/>
+        </w:rPr>
+        <w:t>حزقيال 37:24</w:t>
+      </w:r>
       <w:r>
         <w:rPr>
           <w:rtl/>
@@ -829,20 +733,14 @@
         </w:rPr>
         <w:t>). كان زربّابل من نسل الملِك داود. ميَّزَ تكليفه ليكون "خاتم التوقيع" للربِّ بداية استعادة الله لإسرائيل (</w:t>
       </w:r>
-      <w:hyperlink r:id="rId29">
-        <w:r>
-          <w:rPr>
-            <w:rtl/>
-            <w:cs/>
-            <w:lang w:val="ar_AE" w:bidi="ar_AE"/>
-          </w:rPr>
-          <w:rPr>
-            <w:color w:val="0000EE"/>
-            <w:u w:val="single"/>
-          </w:rPr>
-          <w:t>حج 2:23؛</w:t>
-        </w:r>
-      </w:hyperlink>
+      <w:r>
+        <w:rPr>
+          <w:rtl/>
+          <w:cs/>
+          <w:lang w:val="ar_AE" w:bidi="ar_AE"/>
+        </w:rPr>
+        <w:t>حج 2:23؛</w:t>
+      </w:r>
       <w:r>
         <w:rPr>
           <w:rtl/>
@@ -851,20 +749,14 @@
         </w:rPr>
         <w:t xml:space="preserve"> قارن </w:t>
       </w:r>
-      <w:hyperlink r:id="rId30">
-        <w:r>
-          <w:rPr>
-            <w:rtl/>
-            <w:cs/>
-            <w:lang w:val="ar_AE" w:bidi="ar_AE"/>
-          </w:rPr>
-          <w:rPr>
-            <w:color w:val="0000EE"/>
-            <w:u w:val="single"/>
-          </w:rPr>
-          <w:t>إرميا 22:24</w:t>
-        </w:r>
-      </w:hyperlink>
+      <w:r>
+        <w:rPr>
+          <w:rtl/>
+          <w:cs/>
+          <w:lang w:val="ar_AE" w:bidi="ar_AE"/>
+        </w:rPr>
+        <w:t>إرميا 22:24</w:t>
+      </w:r>
       <w:r>
         <w:rPr>
           <w:rtl/>
@@ -873,20 +765,14 @@
         </w:rPr>
         <w:t>) وأشار إلى يسوع المسيح، نسل داود (</w:t>
       </w:r>
-      <w:hyperlink r:id="rId31">
-        <w:r>
-          <w:rPr>
-            <w:rtl/>
-            <w:cs/>
-            <w:lang w:val="ar_AE" w:bidi="ar_AE"/>
-          </w:rPr>
-          <w:rPr>
-            <w:color w:val="0000EE"/>
-            <w:u w:val="single"/>
-          </w:rPr>
-          <w:t>متى 1:1</w:t>
-        </w:r>
-      </w:hyperlink>
+      <w:r>
+        <w:rPr>
+          <w:rtl/>
+          <w:cs/>
+          <w:lang w:val="ar_AE" w:bidi="ar_AE"/>
+        </w:rPr>
+        <w:t>متى 1:1</w:t>
+      </w:r>
       <w:r>
         <w:rPr>
           <w:rtl/>
@@ -929,20 +815,14 @@
         </w:rPr>
         <w:t>لا يذكر سِفر حجَّي شيئًا عن مؤلفه، ولكن من المحتمل أن يكون حجَّي قد كتب عظاته بذاته (</w:t>
       </w:r>
-      <w:hyperlink r:id="rId32">
-        <w:r>
-          <w:rPr>
-            <w:rtl/>
-            <w:cs/>
-            <w:lang w:val="ar_AE" w:bidi="ar_AE"/>
-          </w:rPr>
-          <w:rPr>
-            <w:color w:val="0000EE"/>
-            <w:u w:val="single"/>
-          </w:rPr>
-          <w:t>1:1،</w:t>
-        </w:r>
-      </w:hyperlink>
+      <w:r>
+        <w:rPr>
+          <w:rtl/>
+          <w:cs/>
+          <w:lang w:val="ar_AE" w:bidi="ar_AE"/>
+        </w:rPr>
+        <w:t>1:1،</w:t>
+      </w:r>
       <w:r>
         <w:rPr>
           <w:rtl/>
@@ -951,20 +831,14 @@
         </w:rPr>
         <w:t xml:space="preserve"> </w:t>
       </w:r>
-      <w:hyperlink r:id="rId33">
-        <w:r>
-          <w:rPr>
-            <w:rtl/>
-            <w:cs/>
-            <w:lang w:val="ar_AE" w:bidi="ar_AE"/>
-          </w:rPr>
-          <w:rPr>
-            <w:color w:val="0000EE"/>
-            <w:u w:val="single"/>
-          </w:rPr>
-          <w:t>3</w:t>
-        </w:r>
-      </w:hyperlink>
+      <w:r>
+        <w:rPr>
+          <w:rtl/>
+          <w:cs/>
+          <w:lang w:val="ar_AE" w:bidi="ar_AE"/>
+        </w:rPr>
+        <w:t>3</w:t>
+      </w:r>
       <w:r>
         <w:rPr>
           <w:rtl/>
@@ -973,20 +847,14 @@
         </w:rPr>
         <w:t xml:space="preserve">). لا يسجل الكتاب المقدس أية معلومات تخص السيرة الذاتية عن النبي حجَّي، لكن خدمته موثَّقة في </w:t>
       </w:r>
-      <w:hyperlink r:id="rId34">
-        <w:r>
-          <w:rPr>
-            <w:rtl/>
-            <w:cs/>
-            <w:lang w:val="ar_AE" w:bidi="ar_AE"/>
-          </w:rPr>
-          <w:rPr>
-            <w:color w:val="0000EE"/>
-            <w:u w:val="single"/>
-          </w:rPr>
-          <w:t>عزرا 6:14</w:t>
-        </w:r>
-      </w:hyperlink>
+      <w:r>
+        <w:rPr>
+          <w:rtl/>
+          <w:cs/>
+          <w:lang w:val="ar_AE" w:bidi="ar_AE"/>
+        </w:rPr>
+        <w:t>عزرا 6:14</w:t>
+      </w:r>
       <w:r>
         <w:rPr>
           <w:rtl/>
@@ -1029,20 +897,14 @@
         </w:rPr>
         <w:t xml:space="preserve">قام حجَّي بتوصيل رسائله بين أغسطس وديسمبر من عام 520 قبل الميلاد، في السنة الثانية من حكم داريوس الأول، ملِك فارس (انظر </w:t>
       </w:r>
-      <w:hyperlink r:id="rId32">
-        <w:r>
-          <w:rPr>
-            <w:rtl/>
-            <w:cs/>
-            <w:lang w:val="ar_AE" w:bidi="ar_AE"/>
-          </w:rPr>
-          <w:rPr>
-            <w:color w:val="0000EE"/>
-            <w:u w:val="single"/>
-          </w:rPr>
-          <w:t>حج 1:1</w:t>
-        </w:r>
-      </w:hyperlink>
+      <w:r>
+        <w:rPr>
+          <w:rtl/>
+          <w:cs/>
+          <w:lang w:val="ar_AE" w:bidi="ar_AE"/>
+        </w:rPr>
+        <w:t>حج 1:1</w:t>
+      </w:r>
       <w:r>
         <w:rPr>
           <w:rtl/>
@@ -1051,20 +913,14 @@
         </w:rPr>
         <w:t xml:space="preserve">، </w:t>
       </w:r>
-      <w:hyperlink r:id="rId35">
-        <w:r>
-          <w:rPr>
-            <w:rtl/>
-            <w:cs/>
-            <w:lang w:val="ar_AE" w:bidi="ar_AE"/>
-          </w:rPr>
-          <w:rPr>
-            <w:color w:val="0000EE"/>
-            <w:u w:val="single"/>
-          </w:rPr>
-          <w:t>15</w:t>
-        </w:r>
-      </w:hyperlink>
+      <w:r>
+        <w:rPr>
+          <w:rtl/>
+          <w:cs/>
+          <w:lang w:val="ar_AE" w:bidi="ar_AE"/>
+        </w:rPr>
+        <w:t>15</w:t>
+      </w:r>
       <w:r>
         <w:rPr>
           <w:rtl/>
@@ -1073,20 +929,14 @@
         </w:rPr>
         <w:t xml:space="preserve">؛ </w:t>
       </w:r>
-      <w:hyperlink r:id="rId36">
-        <w:r>
-          <w:rPr>
-            <w:rtl/>
-            <w:cs/>
-            <w:lang w:val="ar_AE" w:bidi="ar_AE"/>
-          </w:rPr>
-          <w:rPr>
-            <w:color w:val="0000EE"/>
-            <w:u w:val="single"/>
-          </w:rPr>
-          <w:t>2:1</w:t>
-        </w:r>
-      </w:hyperlink>
+      <w:r>
+        <w:rPr>
+          <w:rtl/>
+          <w:cs/>
+          <w:lang w:val="ar_AE" w:bidi="ar_AE"/>
+        </w:rPr>
+        <w:t>2:1</w:t>
+      </w:r>
       <w:r>
         <w:rPr>
           <w:rtl/>
@@ -1095,20 +945,14 @@
         </w:rPr>
         <w:t xml:space="preserve">، </w:t>
       </w:r>
-      <w:hyperlink r:id="rId37">
-        <w:r>
-          <w:rPr>
-            <w:rtl/>
-            <w:cs/>
-            <w:lang w:val="ar_AE" w:bidi="ar_AE"/>
-          </w:rPr>
-          <w:rPr>
-            <w:color w:val="0000EE"/>
-            <w:u w:val="single"/>
-          </w:rPr>
-          <w:t>10</w:t>
-        </w:r>
-      </w:hyperlink>
+      <w:r>
+        <w:rPr>
+          <w:rtl/>
+          <w:cs/>
+          <w:lang w:val="ar_AE" w:bidi="ar_AE"/>
+        </w:rPr>
+        <w:t>10</w:t>
+      </w:r>
       <w:r>
         <w:rPr>
           <w:rtl/>
@@ -1117,20 +961,14 @@
         </w:rPr>
         <w:t xml:space="preserve">). تزامنت خدمة حجَّي في يهوذا بعد السبي مع خدمة زكريّا، الذي بدأ الوعظ في أورشليم في نوفمبر من ذلك العام (انظر </w:t>
       </w:r>
-      <w:hyperlink r:id="rId38">
-        <w:r>
-          <w:rPr>
-            <w:rtl/>
-            <w:cs/>
-            <w:lang w:val="ar_AE" w:bidi="ar_AE"/>
-          </w:rPr>
-          <w:rPr>
-            <w:color w:val="0000EE"/>
-            <w:u w:val="single"/>
-          </w:rPr>
-          <w:t>زك 1:1</w:t>
-        </w:r>
-      </w:hyperlink>
+      <w:r>
+        <w:rPr>
+          <w:rtl/>
+          <w:cs/>
+          <w:lang w:val="ar_AE" w:bidi="ar_AE"/>
+        </w:rPr>
+        <w:t>زك 1:1</w:t>
+      </w:r>
       <w:r>
         <w:rPr>
           <w:rtl/>
@@ -1173,20 +1011,14 @@
         </w:rPr>
         <w:t xml:space="preserve">مع أنّه ليس أدبًا رائعًا مثل سِفر إشعياء أو إرميا، إلا أن حجَّي يتمتع بطابع أدبي مميز. يستخدم حجَّي الأسئلة البلاغية على وجه الخصوص لتأكيد أطروحته في ثلاث من الرسائل الأربع (انظر </w:t>
       </w:r>
-      <w:hyperlink r:id="rId39">
-        <w:r>
-          <w:rPr>
-            <w:rtl/>
-            <w:cs/>
-            <w:lang w:val="ar_AE" w:bidi="ar_AE"/>
-          </w:rPr>
-          <w:rPr>
-            <w:color w:val="0000EE"/>
-            <w:u w:val="single"/>
-          </w:rPr>
-          <w:t>1:4؛</w:t>
-        </w:r>
-      </w:hyperlink>
+      <w:r>
+        <w:rPr>
+          <w:rtl/>
+          <w:cs/>
+          <w:lang w:val="ar_AE" w:bidi="ar_AE"/>
+        </w:rPr>
+        <w:t>1:4؛</w:t>
+      </w:r>
       <w:r>
         <w:rPr>
           <w:rtl/>
@@ -1195,20 +1027,14 @@
         </w:rPr>
         <w:t xml:space="preserve"> </w:t>
       </w:r>
-      <w:hyperlink r:id="rId40">
-        <w:r>
-          <w:rPr>
-            <w:rtl/>
-            <w:cs/>
-            <w:lang w:val="ar_AE" w:bidi="ar_AE"/>
-          </w:rPr>
-          <w:rPr>
-            <w:color w:val="0000EE"/>
-            <w:u w:val="single"/>
-          </w:rPr>
-          <w:t>2:3،</w:t>
-        </w:r>
-      </w:hyperlink>
+      <w:r>
+        <w:rPr>
+          <w:rtl/>
+          <w:cs/>
+          <w:lang w:val="ar_AE" w:bidi="ar_AE"/>
+        </w:rPr>
+        <w:t>2:3،</w:t>
+      </w:r>
       <w:r>
         <w:rPr>
           <w:rtl/>
@@ -1217,20 +1043,14 @@
         </w:rPr>
         <w:t xml:space="preserve"> </w:t>
       </w:r>
-      <w:hyperlink r:id="rId41">
-        <w:r>
-          <w:rPr>
-            <w:rtl/>
-            <w:cs/>
-            <w:lang w:val="ar_AE" w:bidi="ar_AE"/>
-          </w:rPr>
-          <w:rPr>
-            <w:color w:val="0000EE"/>
-            <w:u w:val="single"/>
-          </w:rPr>
-          <w:t>19</w:t>
-        </w:r>
-      </w:hyperlink>
+      <w:r>
+        <w:rPr>
+          <w:rtl/>
+          <w:cs/>
+          <w:lang w:val="ar_AE" w:bidi="ar_AE"/>
+        </w:rPr>
+        <w:t>19</w:t>
+      </w:r>
       <w:r>
         <w:rPr>
           <w:rtl/>
@@ -1255,20 +1075,14 @@
         </w:rPr>
         <w:t xml:space="preserve">"، </w:t>
       </w:r>
-      <w:hyperlink r:id="rId42">
-        <w:r>
-          <w:rPr>
-            <w:rtl/>
-            <w:cs/>
-            <w:lang w:val="ar_AE" w:bidi="ar_AE"/>
-          </w:rPr>
-          <w:rPr>
-            <w:color w:val="0000EE"/>
-            <w:u w:val="single"/>
-          </w:rPr>
-          <w:t>1:5،</w:t>
-        </w:r>
-      </w:hyperlink>
+      <w:r>
+        <w:rPr>
+          <w:rtl/>
+          <w:cs/>
+          <w:lang w:val="ar_AE" w:bidi="ar_AE"/>
+        </w:rPr>
+        <w:t>1:5،</w:t>
+      </w:r>
       <w:r>
         <w:rPr>
           <w:rtl/>
@@ -1277,20 +1091,14 @@
         </w:rPr>
         <w:t xml:space="preserve"> </w:t>
       </w:r>
-      <w:hyperlink r:id="rId43">
-        <w:r>
-          <w:rPr>
-            <w:rtl/>
-            <w:cs/>
-            <w:lang w:val="ar_AE" w:bidi="ar_AE"/>
-          </w:rPr>
-          <w:rPr>
-            <w:color w:val="0000EE"/>
-            <w:u w:val="single"/>
-          </w:rPr>
-          <w:t>7؛</w:t>
-        </w:r>
-      </w:hyperlink>
+      <w:r>
+        <w:rPr>
+          <w:rtl/>
+          <w:cs/>
+          <w:lang w:val="ar_AE" w:bidi="ar_AE"/>
+        </w:rPr>
+        <w:t>7؛</w:t>
+      </w:r>
       <w:r>
         <w:rPr>
           <w:rtl/>
@@ -1299,20 +1107,14 @@
         </w:rPr>
         <w:t xml:space="preserve"> </w:t>
       </w:r>
-      <w:hyperlink r:id="rId44">
-        <w:r>
-          <w:rPr>
-            <w:rtl/>
-            <w:cs/>
-            <w:lang w:val="ar_AE" w:bidi="ar_AE"/>
-          </w:rPr>
-          <w:rPr>
-            <w:color w:val="0000EE"/>
-            <w:u w:val="single"/>
-          </w:rPr>
-          <w:t>2:15</w:t>
-        </w:r>
-      </w:hyperlink>
+      <w:r>
+        <w:rPr>
+          <w:rtl/>
+          <w:cs/>
+          <w:lang w:val="ar_AE" w:bidi="ar_AE"/>
+        </w:rPr>
+        <w:t>2:15</w:t>
+      </w:r>
       <w:r>
         <w:rPr>
           <w:rtl/>
@@ -1321,20 +1123,14 @@
         </w:rPr>
         <w:t>) ويستخدم التلاعب بالألفاظ في بعض الأحيان (مثل العبرية خَرِب، "خراب" [</w:t>
       </w:r>
-      <w:hyperlink r:id="rId39">
-        <w:r>
-          <w:rPr>
-            <w:rtl/>
-            <w:cs/>
-            <w:lang w:val="ar_AE" w:bidi="ar_AE"/>
-          </w:rPr>
-          <w:rPr>
-            <w:color w:val="0000EE"/>
-            <w:u w:val="single"/>
-          </w:rPr>
-          <w:t>1:4</w:t>
-        </w:r>
-      </w:hyperlink>
+      <w:r>
+        <w:rPr>
+          <w:rtl/>
+          <w:cs/>
+          <w:lang w:val="ar_AE" w:bidi="ar_AE"/>
+        </w:rPr>
+        <w:t>1:4</w:t>
+      </w:r>
       <w:r>
         <w:rPr>
           <w:rtl/>
@@ -1343,20 +1139,14 @@
         </w:rPr>
         <w:t>] وخورِب، "جفاف" [</w:t>
       </w:r>
-      <w:hyperlink r:id="rId17">
-        <w:r>
-          <w:rPr>
-            <w:rtl/>
-            <w:cs/>
-            <w:lang w:val="ar_AE" w:bidi="ar_AE"/>
-          </w:rPr>
-          <w:rPr>
-            <w:color w:val="0000EE"/>
-            <w:u w:val="single"/>
-          </w:rPr>
-          <w:t>1:11</w:t>
-        </w:r>
-      </w:hyperlink>
+      <w:r>
+        <w:rPr>
+          <w:rtl/>
+          <w:cs/>
+          <w:lang w:val="ar_AE" w:bidi="ar_AE"/>
+        </w:rPr>
+        <w:t>1:11</w:t>
+      </w:r>
       <w:r>
         <w:rPr>
           <w:rtl/>
@@ -1402,20 +1192,14 @@
         </w:rPr>
         <w:t xml:space="preserve">—رسائل موثوقة بوحي من ٱلله. غالبًا ما تتضمن النبوءات تعبيرات نمطية تستخدم كلمات وعبارات مألوفة. تظهر العديد من هذه الصِيغ في حجّي: صيغة "التاريخ" (مثل "السنة الثانية من حكم الملك داريوس"، </w:t>
       </w:r>
-      <w:hyperlink r:id="rId32">
-        <w:r>
-          <w:rPr>
-            <w:rtl/>
-            <w:cs/>
-            <w:lang w:val="ar_AE" w:bidi="ar_AE"/>
-          </w:rPr>
-          <w:rPr>
-            <w:color w:val="0000EE"/>
-            <w:u w:val="single"/>
-          </w:rPr>
-          <w:t>1:1؛</w:t>
-        </w:r>
-      </w:hyperlink>
+      <w:r>
+        <w:rPr>
+          <w:rtl/>
+          <w:cs/>
+          <w:lang w:val="ar_AE" w:bidi="ar_AE"/>
+        </w:rPr>
+        <w:t>1:1؛</w:t>
+      </w:r>
       <w:r>
         <w:rPr>
           <w:rtl/>
@@ -1424,20 +1208,14 @@
         </w:rPr>
         <w:t xml:space="preserve"> </w:t>
       </w:r>
-      <w:hyperlink r:id="rId36">
-        <w:r>
-          <w:rPr>
-            <w:rtl/>
-            <w:cs/>
-            <w:lang w:val="ar_AE" w:bidi="ar_AE"/>
-          </w:rPr>
-          <w:rPr>
-            <w:color w:val="0000EE"/>
-            <w:u w:val="single"/>
-          </w:rPr>
-          <w:t>2:1</w:t>
-        </w:r>
-      </w:hyperlink>
+      <w:r>
+        <w:rPr>
+          <w:rtl/>
+          <w:cs/>
+          <w:lang w:val="ar_AE" w:bidi="ar_AE"/>
+        </w:rPr>
+        <w:t>2:1</w:t>
+      </w:r>
       <w:r>
         <w:rPr>
           <w:rtl/>
@@ -1446,20 +1224,14 @@
         </w:rPr>
         <w:t xml:space="preserve">, </w:t>
       </w:r>
-      <w:hyperlink r:id="rId37">
-        <w:r>
-          <w:rPr>
-            <w:rtl/>
-            <w:cs/>
-            <w:lang w:val="ar_AE" w:bidi="ar_AE"/>
-          </w:rPr>
-          <w:rPr>
-            <w:color w:val="0000EE"/>
-            <w:u w:val="single"/>
-          </w:rPr>
-          <w:t>10</w:t>
-        </w:r>
-      </w:hyperlink>
+      <w:r>
+        <w:rPr>
+          <w:rtl/>
+          <w:cs/>
+          <w:lang w:val="ar_AE" w:bidi="ar_AE"/>
+        </w:rPr>
+        <w:t>10</w:t>
+      </w:r>
       <w:r>
         <w:rPr>
           <w:rtl/>
@@ -1468,20 +1240,14 @@
         </w:rPr>
         <w:t xml:space="preserve">, </w:t>
       </w:r>
-      <w:hyperlink r:id="rId45">
-        <w:r>
-          <w:rPr>
-            <w:rtl/>
-            <w:cs/>
-            <w:lang w:val="ar_AE" w:bidi="ar_AE"/>
-          </w:rPr>
-          <w:rPr>
-            <w:color w:val="0000EE"/>
-            <w:u w:val="single"/>
-          </w:rPr>
-          <w:t>20</w:t>
-        </w:r>
-      </w:hyperlink>
+      <w:r>
+        <w:rPr>
+          <w:rtl/>
+          <w:cs/>
+          <w:lang w:val="ar_AE" w:bidi="ar_AE"/>
+        </w:rPr>
+        <w:t>20</w:t>
+      </w:r>
       <w:r>
         <w:rPr>
           <w:rtl/>
@@ -1490,20 +1256,14 @@
         </w:rPr>
         <w:t xml:space="preserve">)، صيغة "الرسالة" ("أعطى/أرسل ٱلرَّب رسالة"، </w:t>
       </w:r>
-      <w:hyperlink r:id="rId32">
-        <w:r>
-          <w:rPr>
-            <w:rtl/>
-            <w:cs/>
-            <w:lang w:val="ar_AE" w:bidi="ar_AE"/>
-          </w:rPr>
-          <w:rPr>
-            <w:color w:val="0000EE"/>
-            <w:u w:val="single"/>
-          </w:rPr>
-          <w:t>1:1؛</w:t>
-        </w:r>
-      </w:hyperlink>
+      <w:r>
+        <w:rPr>
+          <w:rtl/>
+          <w:cs/>
+          <w:lang w:val="ar_AE" w:bidi="ar_AE"/>
+        </w:rPr>
+        <w:t>1:1؛</w:t>
+      </w:r>
       <w:r>
         <w:rPr>
           <w:rtl/>
@@ -1512,20 +1272,14 @@
         </w:rPr>
         <w:t xml:space="preserve"> </w:t>
       </w:r>
-      <w:hyperlink r:id="rId36">
-        <w:r>
-          <w:rPr>
-            <w:rtl/>
-            <w:cs/>
-            <w:lang w:val="ar_AE" w:bidi="ar_AE"/>
-          </w:rPr>
-          <w:rPr>
-            <w:color w:val="0000EE"/>
-            <w:u w:val="single"/>
-          </w:rPr>
-          <w:t>2:1،</w:t>
-        </w:r>
-      </w:hyperlink>
+      <w:r>
+        <w:rPr>
+          <w:rtl/>
+          <w:cs/>
+          <w:lang w:val="ar_AE" w:bidi="ar_AE"/>
+        </w:rPr>
+        <w:t>2:1،</w:t>
+      </w:r>
       <w:r>
         <w:rPr>
           <w:rtl/>
@@ -1534,20 +1288,14 @@
         </w:rPr>
         <w:t xml:space="preserve"> </w:t>
       </w:r>
-      <w:hyperlink r:id="rId37">
-        <w:r>
-          <w:rPr>
-            <w:rtl/>
-            <w:cs/>
-            <w:lang w:val="ar_AE" w:bidi="ar_AE"/>
-          </w:rPr>
-          <w:rPr>
-            <w:color w:val="0000EE"/>
-            <w:u w:val="single"/>
-          </w:rPr>
-          <w:t>10،</w:t>
-        </w:r>
-      </w:hyperlink>
+      <w:r>
+        <w:rPr>
+          <w:rtl/>
+          <w:cs/>
+          <w:lang w:val="ar_AE" w:bidi="ar_AE"/>
+        </w:rPr>
+        <w:t>10،</w:t>
+      </w:r>
       <w:r>
         <w:rPr>
           <w:rtl/>
@@ -1556,20 +1304,14 @@
         </w:rPr>
         <w:t xml:space="preserve"> </w:t>
       </w:r>
-      <w:hyperlink r:id="rId45">
-        <w:r>
-          <w:rPr>
-            <w:rtl/>
-            <w:cs/>
-            <w:lang w:val="ar_AE" w:bidi="ar_AE"/>
-          </w:rPr>
-          <w:rPr>
-            <w:color w:val="0000EE"/>
-            <w:u w:val="single"/>
-          </w:rPr>
-          <w:t>20</w:t>
-        </w:r>
-      </w:hyperlink>
+      <w:r>
+        <w:rPr>
+          <w:rtl/>
+          <w:cs/>
+          <w:lang w:val="ar_AE" w:bidi="ar_AE"/>
+        </w:rPr>
+        <w:t>20</w:t>
+      </w:r>
       <w:r>
         <w:rPr>
           <w:rtl/>
@@ -1578,20 +1320,14 @@
         </w:rPr>
         <w:t xml:space="preserve">)، صيغة "ٱلله كمتحدث" ("يقول ٱلرّبّ"، </w:t>
       </w:r>
-      <w:hyperlink r:id="rId43">
-        <w:r>
-          <w:rPr>
-            <w:rtl/>
-            <w:cs/>
-            <w:lang w:val="ar_AE" w:bidi="ar_AE"/>
-          </w:rPr>
-          <w:rPr>
-            <w:color w:val="0000EE"/>
-            <w:u w:val="single"/>
-          </w:rPr>
-          <w:t>1:7،</w:t>
-        </w:r>
-      </w:hyperlink>
+      <w:r>
+        <w:rPr>
+          <w:rtl/>
+          <w:cs/>
+          <w:lang w:val="ar_AE" w:bidi="ar_AE"/>
+        </w:rPr>
+        <w:t>1:7،</w:t>
+      </w:r>
       <w:r>
         <w:rPr>
           <w:rtl/>
@@ -1600,20 +1336,14 @@
         </w:rPr>
         <w:t xml:space="preserve"> </w:t>
       </w:r>
-      <w:hyperlink r:id="rId46">
-        <w:r>
-          <w:rPr>
-            <w:rtl/>
-            <w:cs/>
-            <w:lang w:val="ar_AE" w:bidi="ar_AE"/>
-          </w:rPr>
-          <w:rPr>
-            <w:color w:val="0000EE"/>
-            <w:u w:val="single"/>
-          </w:rPr>
-          <w:t>13؛</w:t>
-        </w:r>
-      </w:hyperlink>
+      <w:r>
+        <w:rPr>
+          <w:rtl/>
+          <w:cs/>
+          <w:lang w:val="ar_AE" w:bidi="ar_AE"/>
+        </w:rPr>
+        <w:t>13؛</w:t>
+      </w:r>
       <w:r>
         <w:rPr>
           <w:rtl/>
@@ -1622,20 +1352,14 @@
         </w:rPr>
         <w:t xml:space="preserve"> </w:t>
       </w:r>
-      <w:hyperlink r:id="rId47">
-        <w:r>
-          <w:rPr>
-            <w:rtl/>
-            <w:cs/>
-            <w:lang w:val="ar_AE" w:bidi="ar_AE"/>
-          </w:rPr>
-          <w:rPr>
-            <w:color w:val="0000EE"/>
-            <w:u w:val="single"/>
-          </w:rPr>
-          <w:t>2:4</w:t>
-        </w:r>
-      </w:hyperlink>
+      <w:r>
+        <w:rPr>
+          <w:rtl/>
+          <w:cs/>
+          <w:lang w:val="ar_AE" w:bidi="ar_AE"/>
+        </w:rPr>
+        <w:t>2:4</w:t>
+      </w:r>
       <w:r>
         <w:rPr>
           <w:rtl/>
@@ -1644,20 +1368,14 @@
         </w:rPr>
         <w:t xml:space="preserve">)، وصيغة "عَلاقة العهد" ("أنا معكم"، </w:t>
       </w:r>
-      <w:hyperlink r:id="rId48">
-        <w:r>
-          <w:rPr>
-            <w:rtl/>
-            <w:cs/>
-            <w:lang w:val="ar_AE" w:bidi="ar_AE"/>
-          </w:rPr>
-          <w:rPr>
-            <w:color w:val="0000EE"/>
-            <w:u w:val="single"/>
-          </w:rPr>
-          <w:t>2:4–5</w:t>
-        </w:r>
-      </w:hyperlink>
+      <w:r>
+        <w:rPr>
+          <w:rtl/>
+          <w:cs/>
+          <w:lang w:val="ar_AE" w:bidi="ar_AE"/>
+        </w:rPr>
+        <w:t>2:4–5</w:t>
+      </w:r>
       <w:r>
         <w:rPr>
           <w:rtl/>
@@ -1740,20 +1458,14 @@
         </w:rPr>
         <w:t>دعا حجَّي شعب أورشليم إلى العبادة الحقيقية، والثقة في كلمة الله، والقداسة الشخصية، والطاعة للقيادة المعينة إلهيًا. يؤكد حجَّي على الحضور الدائم لروح الله (</w:t>
       </w:r>
-      <w:hyperlink r:id="rId49">
-        <w:r>
-          <w:rPr>
-            <w:rtl/>
-            <w:cs/>
-            <w:lang w:val="ar_AE" w:bidi="ar_AE"/>
-          </w:rPr>
-          <w:rPr>
-            <w:color w:val="0000EE"/>
-            <w:u w:val="single"/>
-          </w:rPr>
-          <w:t>1:13–14؛</w:t>
-        </w:r>
-      </w:hyperlink>
+      <w:r>
+        <w:rPr>
+          <w:rtl/>
+          <w:cs/>
+          <w:lang w:val="ar_AE" w:bidi="ar_AE"/>
+        </w:rPr>
+        <w:t>1:13–14؛</w:t>
+      </w:r>
       <w:r>
         <w:rPr>
           <w:rtl/>
@@ -1762,20 +1474,14 @@
         </w:rPr>
         <w:t xml:space="preserve"> </w:t>
       </w:r>
-      <w:hyperlink r:id="rId48">
-        <w:r>
-          <w:rPr>
-            <w:rtl/>
-            <w:cs/>
-            <w:lang w:val="ar_AE" w:bidi="ar_AE"/>
-          </w:rPr>
-          <w:rPr>
-            <w:color w:val="0000EE"/>
-            <w:u w:val="single"/>
-          </w:rPr>
-          <w:t>2:4–5</w:t>
-        </w:r>
-      </w:hyperlink>
+      <w:r>
+        <w:rPr>
+          <w:rtl/>
+          <w:cs/>
+          <w:lang w:val="ar_AE" w:bidi="ar_AE"/>
+        </w:rPr>
+        <w:t>2:4–5</w:t>
+      </w:r>
       <w:r>
         <w:rPr>
           <w:rtl/>
@@ -1784,20 +1490,14 @@
         </w:rPr>
         <w:t>)، وهو موضوع يتشاركه مع معاصره زكريّا (</w:t>
       </w:r>
-      <w:hyperlink r:id="rId50">
-        <w:r>
-          <w:rPr>
-            <w:rtl/>
-            <w:cs/>
-            <w:lang w:val="ar_AE" w:bidi="ar_AE"/>
-          </w:rPr>
-          <w:rPr>
-            <w:color w:val="0000EE"/>
-            <w:u w:val="single"/>
-          </w:rPr>
-          <w:t>زك 1:16؛</w:t>
-        </w:r>
-      </w:hyperlink>
+      <w:r>
+        <w:rPr>
+          <w:rtl/>
+          <w:cs/>
+          <w:lang w:val="ar_AE" w:bidi="ar_AE"/>
+        </w:rPr>
+        <w:t>زك 1:16؛</w:t>
+      </w:r>
       <w:r>
         <w:rPr>
           <w:rtl/>
@@ -1806,20 +1506,14 @@
         </w:rPr>
         <w:t xml:space="preserve"> </w:t>
       </w:r>
-      <w:hyperlink r:id="rId51">
-        <w:r>
-          <w:rPr>
-            <w:rtl/>
-            <w:cs/>
-            <w:lang w:val="ar_AE" w:bidi="ar_AE"/>
-          </w:rPr>
-          <w:rPr>
-            <w:color w:val="0000EE"/>
-            <w:u w:val="single"/>
-          </w:rPr>
-          <w:t>8:23؛</w:t>
-        </w:r>
-      </w:hyperlink>
+      <w:r>
+        <w:rPr>
+          <w:rtl/>
+          <w:cs/>
+          <w:lang w:val="ar_AE" w:bidi="ar_AE"/>
+        </w:rPr>
+        <w:t>8:23؛</w:t>
+      </w:r>
       <w:r>
         <w:rPr>
           <w:rtl/>
@@ -1828,20 +1522,14 @@
         </w:rPr>
         <w:t xml:space="preserve"> انظر أيضًا </w:t>
       </w:r>
-      <w:hyperlink r:id="rId52">
-        <w:r>
-          <w:rPr>
-            <w:rtl/>
-            <w:cs/>
-            <w:lang w:val="ar_AE" w:bidi="ar_AE"/>
-          </w:rPr>
-          <w:rPr>
-            <w:color w:val="0000EE"/>
-            <w:u w:val="single"/>
-          </w:rPr>
-          <w:t>حز 37:27–28</w:t>
-        </w:r>
-      </w:hyperlink>
+      <w:r>
+        <w:rPr>
+          <w:rtl/>
+          <w:cs/>
+          <w:lang w:val="ar_AE" w:bidi="ar_AE"/>
+        </w:rPr>
+        <w:t>حز 37:27–28</w:t>
+      </w:r>
       <w:r>
         <w:rPr>
           <w:rtl/>
